--- a/docx/ru/BUFRCREX_TableB_ru_31.docx
+++ b/docx/ru/BUFRCREX_TableB_ru_31.docx
@@ -1339,7 +1339,7 @@
                 <w:b w:val="0"/>
                 <w:sz w:val="16"/>
               </w:rPr>
-              <w:t>(см. примечания 2 и 3)</w:t>
+              <w:t>Note 59: Новые локальные названия шторма различной интенсивности следует добавлять в соответствии с необходимостью. | Note 113: Могут быть развиты другие применения индикатора наличия данных.</w:t>
             </w:r>
           </w:p>
         </w:tc>

--- a/docx/ru/BUFRCREX_TableB_ru_31.docx
+++ b/docx/ru/BUFRCREX_TableB_ru_31.docx
@@ -8,19 +8,33 @@
       </w:pPr>
       <w:r>
         <w:rPr>
-          <w:rFonts w:ascii="Arial" w:hAnsi="Arial"/>
+          <w:rFonts w:ascii="Verdana" w:hAnsi="Verdana"/>
           <w:b/>
           <w:sz w:val="22"/>
         </w:rPr>
-        <w:t>BUFR/CREX Table B — Class 31: Описатели операторов описания данных в BUFR</w:t>
+        <w:t>Класс 31: Описатели операторов описания данных в BUFR</w:t>
       </w:r>
     </w:p>
     <w:tbl>
       <w:tblPr>
         <w:tblStyle w:val="TableGrid"/>
         <w:tblW w:type="auto" w:w="0"/>
-        <w:jc w:val="center"/>
+        <w:jc w:val="left"/>
         <w:tblLook w:firstColumn="1" w:firstRow="1" w:lastColumn="0" w:lastRow="0" w:noHBand="0" w:noVBand="1" w:val="04A0"/>
+        <w:tblBorders>
+          <w:top w:val="single" w:sz="4" w:space="0" w:color="595959"/>
+          <w:left w:val="single" w:sz="4" w:space="0" w:color="595959"/>
+          <w:bottom w:val="single" w:sz="4" w:space="0" w:color="595959"/>
+          <w:right w:val="single" w:sz="4" w:space="0" w:color="595959"/>
+          <w:insideH w:val="single" w:sz="4" w:space="0" w:color="595959"/>
+          <w:insideV w:val="single" w:sz="4" w:space="0" w:color="595959"/>
+        </w:tblBorders>
+        <w:tblCellMar>
+          <w:top w:w="85" w:type="dxa"/>
+          <w:left w:w="85" w:type="dxa"/>
+          <w:bottom w:w="85" w:type="dxa"/>
+          <w:right w:w="85" w:type="dxa"/>
+        </w:tblCellMar>
       </w:tblPr>
       <w:tblGrid>
         <w:gridCol w:w="1514"/>
@@ -35,20 +49,20 @@
         <w:gridCol w:w="1514"/>
       </w:tblGrid>
       <w:tr>
+        <w:trPr>
+          <w:tblHeader/>
+        </w:trPr>
         <w:tc>
           <w:tcPr>
             <w:tcW w:type="dxa" w:w="1514"/>
-            <w:shd w:val="clear" w:color="auto" w:fill="D9E2F3"/>
+            <w:shd w:val="clear" w:color="auto" w:fill="D9D9D9"/>
           </w:tcPr>
           <w:p>
-            <w:pPr>
-              <w:jc w:val="center"/>
-            </w:pPr>
             <w:r/>
             <w:r>
               <w:rPr>
-                <w:rFonts w:ascii="Arial" w:hAnsi="Arial"/>
-                <w:b/>
+                <w:rFonts w:ascii="Verdana" w:hAnsi="Verdana"/>
+                <w:b w:val="0"/>
                 <w:sz w:val="16"/>
               </w:rPr>
               <w:t>FXY</w:t>
@@ -58,185 +72,161 @@
         <w:tc>
           <w:tcPr>
             <w:tcW w:type="dxa" w:w="1514"/>
-            <w:shd w:val="clear" w:color="auto" w:fill="D9E2F3"/>
+            <w:shd w:val="clear" w:color="auto" w:fill="D9D9D9"/>
           </w:tcPr>
           <w:p>
-            <w:pPr>
-              <w:jc w:val="center"/>
-            </w:pPr>
             <w:r/>
             <w:r>
               <w:rPr>
-                <w:rFonts w:ascii="Arial" w:hAnsi="Arial"/>
-                <w:b/>
+                <w:rFonts w:ascii="Verdana" w:hAnsi="Verdana"/>
+                <w:b w:val="0"/>
                 <w:sz w:val="16"/>
               </w:rPr>
-              <w:t>ElementName</w:t>
+              <w:t>НАЗВАНИЕ ЭЛЕМЕНТА</w:t>
             </w:r>
           </w:p>
         </w:tc>
         <w:tc>
           <w:tcPr>
             <w:tcW w:type="dxa" w:w="1514"/>
-            <w:shd w:val="clear" w:color="auto" w:fill="D9E2F3"/>
+            <w:shd w:val="clear" w:color="auto" w:fill="D9D9D9"/>
           </w:tcPr>
           <w:p>
-            <w:pPr>
-              <w:jc w:val="center"/>
-            </w:pPr>
             <w:r/>
             <w:r>
               <w:rPr>
-                <w:rFonts w:ascii="Arial" w:hAnsi="Arial"/>
-                <w:b/>
+                <w:rFonts w:ascii="Verdana" w:hAnsi="Verdana"/>
+                <w:b w:val="0"/>
                 <w:sz w:val="16"/>
               </w:rPr>
-              <w:t>BUFR Unit</w:t>
+              <w:t>ЕД. ИЗМ. BUFR</w:t>
             </w:r>
           </w:p>
         </w:tc>
         <w:tc>
           <w:tcPr>
             <w:tcW w:type="dxa" w:w="1514"/>
-            <w:shd w:val="clear" w:color="auto" w:fill="D9E2F3"/>
+            <w:shd w:val="clear" w:color="auto" w:fill="D9D9D9"/>
           </w:tcPr>
           <w:p>
-            <w:pPr>
-              <w:jc w:val="center"/>
-            </w:pPr>
             <w:r/>
             <w:r>
               <w:rPr>
-                <w:rFonts w:ascii="Arial" w:hAnsi="Arial"/>
-                <w:b/>
+                <w:rFonts w:ascii="Verdana" w:hAnsi="Verdana"/>
+                <w:b w:val="0"/>
                 <w:sz w:val="16"/>
               </w:rPr>
-              <w:t>Scale</w:t>
+              <w:t>МАСШТАБ</w:t>
             </w:r>
           </w:p>
         </w:tc>
         <w:tc>
           <w:tcPr>
             <w:tcW w:type="dxa" w:w="1514"/>
-            <w:shd w:val="clear" w:color="auto" w:fill="D9E2F3"/>
+            <w:shd w:val="clear" w:color="auto" w:fill="D9D9D9"/>
           </w:tcPr>
           <w:p>
-            <w:pPr>
-              <w:jc w:val="center"/>
-            </w:pPr>
             <w:r/>
             <w:r>
               <w:rPr>
-                <w:rFonts w:ascii="Arial" w:hAnsi="Arial"/>
-                <w:b/>
+                <w:rFonts w:ascii="Verdana" w:hAnsi="Verdana"/>
+                <w:b w:val="0"/>
                 <w:sz w:val="16"/>
               </w:rPr>
-              <w:t>Ref Value</w:t>
+              <w:t>НАЧ. ОТСЧ.</w:t>
             </w:r>
           </w:p>
         </w:tc>
         <w:tc>
           <w:tcPr>
             <w:tcW w:type="dxa" w:w="1514"/>
-            <w:shd w:val="clear" w:color="auto" w:fill="D9E2F3"/>
+            <w:shd w:val="clear" w:color="auto" w:fill="D9D9D9"/>
           </w:tcPr>
           <w:p>
-            <w:pPr>
-              <w:jc w:val="center"/>
-            </w:pPr>
             <w:r/>
             <w:r>
               <w:rPr>
-                <w:rFonts w:ascii="Arial" w:hAnsi="Arial"/>
-                <w:b/>
+                <w:rFonts w:ascii="Verdana" w:hAnsi="Verdana"/>
+                <w:b w:val="0"/>
                 <w:sz w:val="16"/>
               </w:rPr>
-              <w:t>Bits</w:t>
+              <w:t>БИТЫ</w:t>
             </w:r>
           </w:p>
         </w:tc>
         <w:tc>
           <w:tcPr>
             <w:tcW w:type="dxa" w:w="1514"/>
-            <w:shd w:val="clear" w:color="auto" w:fill="D9E2F3"/>
+            <w:shd w:val="clear" w:color="auto" w:fill="D9D9D9"/>
           </w:tcPr>
           <w:p>
-            <w:pPr>
-              <w:jc w:val="center"/>
-            </w:pPr>
             <w:r/>
             <w:r>
               <w:rPr>
-                <w:rFonts w:ascii="Arial" w:hAnsi="Arial"/>
-                <w:b/>
+                <w:rFonts w:ascii="Verdana" w:hAnsi="Verdana"/>
+                <w:b w:val="0"/>
                 <w:sz w:val="16"/>
               </w:rPr>
-              <w:t>CREX Unit</w:t>
+              <w:t>ЕД. ИЗМ. CREX</w:t>
             </w:r>
           </w:p>
         </w:tc>
         <w:tc>
           <w:tcPr>
             <w:tcW w:type="dxa" w:w="1514"/>
-            <w:shd w:val="clear" w:color="auto" w:fill="D9E2F3"/>
+            <w:shd w:val="clear" w:color="auto" w:fill="D9D9D9"/>
           </w:tcPr>
           <w:p>
-            <w:pPr>
-              <w:jc w:val="center"/>
-            </w:pPr>
             <w:r/>
             <w:r>
               <w:rPr>
-                <w:rFonts w:ascii="Arial" w:hAnsi="Arial"/>
-                <w:b/>
+                <w:rFonts w:ascii="Verdana" w:hAnsi="Verdana"/>
+                <w:b w:val="0"/>
                 <w:sz w:val="16"/>
               </w:rPr>
-              <w:t>Scale</w:t>
+              <w:t>МАСШТАБ</w:t>
             </w:r>
           </w:p>
         </w:tc>
         <w:tc>
           <w:tcPr>
             <w:tcW w:type="dxa" w:w="1514"/>
-            <w:shd w:val="clear" w:color="auto" w:fill="D9E2F3"/>
+            <w:shd w:val="clear" w:color="auto" w:fill="D9D9D9"/>
           </w:tcPr>
           <w:p>
-            <w:pPr>
-              <w:jc w:val="center"/>
-            </w:pPr>
             <w:r/>
             <w:r>
               <w:rPr>
-                <w:rFonts w:ascii="Arial" w:hAnsi="Arial"/>
-                <w:b/>
+                <w:rFonts w:ascii="Verdana" w:hAnsi="Verdana"/>
+                <w:b w:val="0"/>
                 <w:sz w:val="16"/>
               </w:rPr>
-              <w:t>Chars</w:t>
+              <w:t>СИМВ.</w:t>
             </w:r>
           </w:p>
         </w:tc>
         <w:tc>
           <w:tcPr>
             <w:tcW w:type="dxa" w:w="1514"/>
-            <w:shd w:val="clear" w:color="auto" w:fill="D9E2F3"/>
+            <w:shd w:val="clear" w:color="auto" w:fill="D9D9D9"/>
           </w:tcPr>
           <w:p>
-            <w:pPr>
-              <w:jc w:val="center"/>
-            </w:pPr>
             <w:r/>
             <w:r>
               <w:rPr>
-                <w:rFonts w:ascii="Arial" w:hAnsi="Arial"/>
-                <w:b/>
+                <w:rFonts w:ascii="Verdana" w:hAnsi="Verdana"/>
+                <w:b w:val="0"/>
                 <w:sz w:val="16"/>
               </w:rPr>
-              <w:t>Note</w:t>
+              <w:t>ПРИМЕЧАНИЕ</w:t>
             </w:r>
           </w:p>
         </w:tc>
       </w:tr>
       <w:tr>
+        <w:trPr>
+          <w:cantSplit/>
+        </w:trPr>
         <w:tc>
           <w:tcPr>
             <w:tcW w:type="dxa" w:w="1514"/>
@@ -245,7 +235,7 @@
             <w:r/>
             <w:r>
               <w:rPr>
-                <w:rFonts w:ascii="Arial" w:hAnsi="Arial"/>
+                <w:rFonts w:ascii="Verdana" w:hAnsi="Verdana"/>
                 <w:b w:val="0"/>
                 <w:sz w:val="16"/>
               </w:rPr>
@@ -261,7 +251,7 @@
             <w:r/>
             <w:r>
               <w:rPr>
-                <w:rFonts w:ascii="Arial" w:hAnsi="Arial"/>
+                <w:rFonts w:ascii="Verdana" w:hAnsi="Verdana"/>
                 <w:b w:val="0"/>
                 <w:sz w:val="16"/>
               </w:rPr>
@@ -277,7 +267,7 @@
             <w:r/>
             <w:r>
               <w:rPr>
-                <w:rFonts w:ascii="Arial" w:hAnsi="Arial"/>
+                <w:rFonts w:ascii="Verdana" w:hAnsi="Verdana"/>
                 <w:b w:val="0"/>
                 <w:sz w:val="16"/>
               </w:rPr>
@@ -293,7 +283,7 @@
             <w:r/>
             <w:r>
               <w:rPr>
-                <w:rFonts w:ascii="Arial" w:hAnsi="Arial"/>
+                <w:rFonts w:ascii="Verdana" w:hAnsi="Verdana"/>
                 <w:b w:val="0"/>
                 <w:sz w:val="16"/>
               </w:rPr>
@@ -309,7 +299,7 @@
             <w:r/>
             <w:r>
               <w:rPr>
-                <w:rFonts w:ascii="Arial" w:hAnsi="Arial"/>
+                <w:rFonts w:ascii="Verdana" w:hAnsi="Verdana"/>
                 <w:b w:val="0"/>
                 <w:sz w:val="16"/>
               </w:rPr>
@@ -325,7 +315,7 @@
             <w:r/>
             <w:r>
               <w:rPr>
-                <w:rFonts w:ascii="Arial" w:hAnsi="Arial"/>
+                <w:rFonts w:ascii="Verdana" w:hAnsi="Verdana"/>
                 <w:b w:val="0"/>
                 <w:sz w:val="16"/>
               </w:rPr>
@@ -341,7 +331,7 @@
             <w:r/>
             <w:r>
               <w:rPr>
-                <w:rFonts w:ascii="Arial" w:hAnsi="Arial"/>
+                <w:rFonts w:ascii="Verdana" w:hAnsi="Verdana"/>
                 <w:b w:val="0"/>
                 <w:sz w:val="16"/>
               </w:rPr>
@@ -356,7 +346,7 @@
             <w:r/>
             <w:r>
               <w:rPr>
-                <w:rFonts w:ascii="Arial" w:hAnsi="Arial"/>
+                <w:rFonts w:ascii="Verdana" w:hAnsi="Verdana"/>
                 <w:b w:val="0"/>
                 <w:sz w:val="16"/>
               </w:rPr>
@@ -371,7 +361,7 @@
             <w:r/>
             <w:r>
               <w:rPr>
-                <w:rFonts w:ascii="Arial" w:hAnsi="Arial"/>
+                <w:rFonts w:ascii="Verdana" w:hAnsi="Verdana"/>
                 <w:b w:val="0"/>
                 <w:sz w:val="16"/>
               </w:rPr>
@@ -386,7 +376,7 @@
             <w:r/>
             <w:r>
               <w:rPr>
-                <w:rFonts w:ascii="Arial" w:hAnsi="Arial"/>
+                <w:rFonts w:ascii="Verdana" w:hAnsi="Verdana"/>
                 <w:b w:val="0"/>
                 <w:sz w:val="16"/>
               </w:rPr>
@@ -395,6 +385,9 @@
         </w:tc>
       </w:tr>
       <w:tr>
+        <w:trPr>
+          <w:cantSplit/>
+        </w:trPr>
         <w:tc>
           <w:tcPr>
             <w:tcW w:type="dxa" w:w="1514"/>
@@ -403,7 +396,7 @@
             <w:r/>
             <w:r>
               <w:rPr>
-                <w:rFonts w:ascii="Arial" w:hAnsi="Arial"/>
+                <w:rFonts w:ascii="Verdana" w:hAnsi="Verdana"/>
                 <w:b w:val="0"/>
                 <w:sz w:val="16"/>
               </w:rPr>
@@ -419,7 +412,7 @@
             <w:r/>
             <w:r>
               <w:rPr>
-                <w:rFonts w:ascii="Arial" w:hAnsi="Arial"/>
+                <w:rFonts w:ascii="Verdana" w:hAnsi="Verdana"/>
                 <w:b w:val="0"/>
                 <w:sz w:val="16"/>
               </w:rPr>
@@ -435,7 +428,7 @@
             <w:r/>
             <w:r>
               <w:rPr>
-                <w:rFonts w:ascii="Arial" w:hAnsi="Arial"/>
+                <w:rFonts w:ascii="Verdana" w:hAnsi="Verdana"/>
                 <w:b w:val="0"/>
                 <w:sz w:val="16"/>
               </w:rPr>
@@ -451,7 +444,7 @@
             <w:r/>
             <w:r>
               <w:rPr>
-                <w:rFonts w:ascii="Arial" w:hAnsi="Arial"/>
+                <w:rFonts w:ascii="Verdana" w:hAnsi="Verdana"/>
                 <w:b w:val="0"/>
                 <w:sz w:val="16"/>
               </w:rPr>
@@ -467,7 +460,7 @@
             <w:r/>
             <w:r>
               <w:rPr>
-                <w:rFonts w:ascii="Arial" w:hAnsi="Arial"/>
+                <w:rFonts w:ascii="Verdana" w:hAnsi="Verdana"/>
                 <w:b w:val="0"/>
                 <w:sz w:val="16"/>
               </w:rPr>
@@ -483,7 +476,7 @@
             <w:r/>
             <w:r>
               <w:rPr>
-                <w:rFonts w:ascii="Arial" w:hAnsi="Arial"/>
+                <w:rFonts w:ascii="Verdana" w:hAnsi="Verdana"/>
                 <w:b w:val="0"/>
                 <w:sz w:val="16"/>
               </w:rPr>
@@ -499,7 +492,7 @@
             <w:r/>
             <w:r>
               <w:rPr>
-                <w:rFonts w:ascii="Arial" w:hAnsi="Arial"/>
+                <w:rFonts w:ascii="Verdana" w:hAnsi="Verdana"/>
                 <w:b w:val="0"/>
                 <w:sz w:val="16"/>
               </w:rPr>
@@ -514,7 +507,7 @@
             <w:r/>
             <w:r>
               <w:rPr>
-                <w:rFonts w:ascii="Arial" w:hAnsi="Arial"/>
+                <w:rFonts w:ascii="Verdana" w:hAnsi="Verdana"/>
                 <w:b w:val="0"/>
                 <w:sz w:val="16"/>
               </w:rPr>
@@ -529,7 +522,7 @@
             <w:r/>
             <w:r>
               <w:rPr>
-                <w:rFonts w:ascii="Arial" w:hAnsi="Arial"/>
+                <w:rFonts w:ascii="Verdana" w:hAnsi="Verdana"/>
                 <w:b w:val="0"/>
                 <w:sz w:val="16"/>
               </w:rPr>
@@ -544,7 +537,7 @@
             <w:r/>
             <w:r>
               <w:rPr>
-                <w:rFonts w:ascii="Arial" w:hAnsi="Arial"/>
+                <w:rFonts w:ascii="Verdana" w:hAnsi="Verdana"/>
                 <w:b w:val="0"/>
                 <w:sz w:val="16"/>
               </w:rPr>
@@ -553,6 +546,9 @@
         </w:tc>
       </w:tr>
       <w:tr>
+        <w:trPr>
+          <w:cantSplit/>
+        </w:trPr>
         <w:tc>
           <w:tcPr>
             <w:tcW w:type="dxa" w:w="1514"/>
@@ -561,7 +557,7 @@
             <w:r/>
             <w:r>
               <w:rPr>
-                <w:rFonts w:ascii="Arial" w:hAnsi="Arial"/>
+                <w:rFonts w:ascii="Verdana" w:hAnsi="Verdana"/>
                 <w:b w:val="0"/>
                 <w:sz w:val="16"/>
               </w:rPr>
@@ -577,7 +573,7 @@
             <w:r/>
             <w:r>
               <w:rPr>
-                <w:rFonts w:ascii="Arial" w:hAnsi="Arial"/>
+                <w:rFonts w:ascii="Verdana" w:hAnsi="Verdana"/>
                 <w:b w:val="0"/>
                 <w:sz w:val="16"/>
               </w:rPr>
@@ -593,7 +589,7 @@
             <w:r/>
             <w:r>
               <w:rPr>
-                <w:rFonts w:ascii="Arial" w:hAnsi="Arial"/>
+                <w:rFonts w:ascii="Verdana" w:hAnsi="Verdana"/>
                 <w:b w:val="0"/>
                 <w:sz w:val="16"/>
               </w:rPr>
@@ -609,7 +605,7 @@
             <w:r/>
             <w:r>
               <w:rPr>
-                <w:rFonts w:ascii="Arial" w:hAnsi="Arial"/>
+                <w:rFonts w:ascii="Verdana" w:hAnsi="Verdana"/>
                 <w:b w:val="0"/>
                 <w:sz w:val="16"/>
               </w:rPr>
@@ -625,7 +621,7 @@
             <w:r/>
             <w:r>
               <w:rPr>
-                <w:rFonts w:ascii="Arial" w:hAnsi="Arial"/>
+                <w:rFonts w:ascii="Verdana" w:hAnsi="Verdana"/>
                 <w:b w:val="0"/>
                 <w:sz w:val="16"/>
               </w:rPr>
@@ -641,7 +637,7 @@
             <w:r/>
             <w:r>
               <w:rPr>
-                <w:rFonts w:ascii="Arial" w:hAnsi="Arial"/>
+                <w:rFonts w:ascii="Verdana" w:hAnsi="Verdana"/>
                 <w:b w:val="0"/>
                 <w:sz w:val="16"/>
               </w:rPr>
@@ -657,7 +653,7 @@
             <w:r/>
             <w:r>
               <w:rPr>
-                <w:rFonts w:ascii="Arial" w:hAnsi="Arial"/>
+                <w:rFonts w:ascii="Verdana" w:hAnsi="Verdana"/>
                 <w:b w:val="0"/>
                 <w:sz w:val="16"/>
               </w:rPr>
@@ -672,7 +668,7 @@
             <w:r/>
             <w:r>
               <w:rPr>
-                <w:rFonts w:ascii="Arial" w:hAnsi="Arial"/>
+                <w:rFonts w:ascii="Verdana" w:hAnsi="Verdana"/>
                 <w:b w:val="0"/>
                 <w:sz w:val="16"/>
               </w:rPr>
@@ -687,7 +683,7 @@
             <w:r/>
             <w:r>
               <w:rPr>
-                <w:rFonts w:ascii="Arial" w:hAnsi="Arial"/>
+                <w:rFonts w:ascii="Verdana" w:hAnsi="Verdana"/>
                 <w:b w:val="0"/>
                 <w:sz w:val="16"/>
               </w:rPr>
@@ -702,7 +698,7 @@
             <w:r/>
             <w:r>
               <w:rPr>
-                <w:rFonts w:ascii="Arial" w:hAnsi="Arial"/>
+                <w:rFonts w:ascii="Verdana" w:hAnsi="Verdana"/>
                 <w:b w:val="0"/>
                 <w:sz w:val="16"/>
               </w:rPr>
@@ -711,6 +707,9 @@
         </w:tc>
       </w:tr>
       <w:tr>
+        <w:trPr>
+          <w:cantSplit/>
+        </w:trPr>
         <w:tc>
           <w:tcPr>
             <w:tcW w:type="dxa" w:w="1514"/>
@@ -719,7 +718,7 @@
             <w:r/>
             <w:r>
               <w:rPr>
-                <w:rFonts w:ascii="Arial" w:hAnsi="Arial"/>
+                <w:rFonts w:ascii="Verdana" w:hAnsi="Verdana"/>
                 <w:b w:val="0"/>
                 <w:sz w:val="16"/>
               </w:rPr>
@@ -735,7 +734,7 @@
             <w:r/>
             <w:r>
               <w:rPr>
-                <w:rFonts w:ascii="Arial" w:hAnsi="Arial"/>
+                <w:rFonts w:ascii="Verdana" w:hAnsi="Verdana"/>
                 <w:b w:val="0"/>
                 <w:sz w:val="16"/>
               </w:rPr>
@@ -751,7 +750,7 @@
             <w:r/>
             <w:r>
               <w:rPr>
-                <w:rFonts w:ascii="Arial" w:hAnsi="Arial"/>
+                <w:rFonts w:ascii="Verdana" w:hAnsi="Verdana"/>
                 <w:b w:val="0"/>
                 <w:sz w:val="16"/>
               </w:rPr>
@@ -767,7 +766,7 @@
             <w:r/>
             <w:r>
               <w:rPr>
-                <w:rFonts w:ascii="Arial" w:hAnsi="Arial"/>
+                <w:rFonts w:ascii="Verdana" w:hAnsi="Verdana"/>
                 <w:b w:val="0"/>
                 <w:sz w:val="16"/>
               </w:rPr>
@@ -783,7 +782,7 @@
             <w:r/>
             <w:r>
               <w:rPr>
-                <w:rFonts w:ascii="Arial" w:hAnsi="Arial"/>
+                <w:rFonts w:ascii="Verdana" w:hAnsi="Verdana"/>
                 <w:b w:val="0"/>
                 <w:sz w:val="16"/>
               </w:rPr>
@@ -799,7 +798,7 @@
             <w:r/>
             <w:r>
               <w:rPr>
-                <w:rFonts w:ascii="Arial" w:hAnsi="Arial"/>
+                <w:rFonts w:ascii="Verdana" w:hAnsi="Verdana"/>
                 <w:b w:val="0"/>
                 <w:sz w:val="16"/>
               </w:rPr>
@@ -815,7 +814,7 @@
             <w:r/>
             <w:r>
               <w:rPr>
-                <w:rFonts w:ascii="Arial" w:hAnsi="Arial"/>
+                <w:rFonts w:ascii="Verdana" w:hAnsi="Verdana"/>
                 <w:b w:val="0"/>
                 <w:sz w:val="16"/>
               </w:rPr>
@@ -830,7 +829,7 @@
             <w:r/>
             <w:r>
               <w:rPr>
-                <w:rFonts w:ascii="Arial" w:hAnsi="Arial"/>
+                <w:rFonts w:ascii="Verdana" w:hAnsi="Verdana"/>
                 <w:b w:val="0"/>
                 <w:sz w:val="16"/>
               </w:rPr>
@@ -845,7 +844,7 @@
             <w:r/>
             <w:r>
               <w:rPr>
-                <w:rFonts w:ascii="Arial" w:hAnsi="Arial"/>
+                <w:rFonts w:ascii="Verdana" w:hAnsi="Verdana"/>
                 <w:b w:val="0"/>
                 <w:sz w:val="16"/>
               </w:rPr>
@@ -860,7 +859,7 @@
             <w:r/>
             <w:r>
               <w:rPr>
-                <w:rFonts w:ascii="Arial" w:hAnsi="Arial"/>
+                <w:rFonts w:ascii="Verdana" w:hAnsi="Verdana"/>
                 <w:b w:val="0"/>
                 <w:sz w:val="16"/>
               </w:rPr>
@@ -870,6 +869,9 @@
         </w:tc>
       </w:tr>
       <w:tr>
+        <w:trPr>
+          <w:cantSplit/>
+        </w:trPr>
         <w:tc>
           <w:tcPr>
             <w:tcW w:type="dxa" w:w="1514"/>
@@ -878,7 +880,7 @@
             <w:r/>
             <w:r>
               <w:rPr>
-                <w:rFonts w:ascii="Arial" w:hAnsi="Arial"/>
+                <w:rFonts w:ascii="Verdana" w:hAnsi="Verdana"/>
                 <w:b w:val="0"/>
                 <w:sz w:val="16"/>
               </w:rPr>
@@ -894,7 +896,7 @@
             <w:r/>
             <w:r>
               <w:rPr>
-                <w:rFonts w:ascii="Arial" w:hAnsi="Arial"/>
+                <w:rFonts w:ascii="Verdana" w:hAnsi="Verdana"/>
                 <w:b w:val="0"/>
                 <w:sz w:val="16"/>
               </w:rPr>
@@ -910,7 +912,7 @@
             <w:r/>
             <w:r>
               <w:rPr>
-                <w:rFonts w:ascii="Arial" w:hAnsi="Arial"/>
+                <w:rFonts w:ascii="Verdana" w:hAnsi="Verdana"/>
                 <w:b w:val="0"/>
                 <w:sz w:val="16"/>
               </w:rPr>
@@ -926,7 +928,7 @@
             <w:r/>
             <w:r>
               <w:rPr>
-                <w:rFonts w:ascii="Arial" w:hAnsi="Arial"/>
+                <w:rFonts w:ascii="Verdana" w:hAnsi="Verdana"/>
                 <w:b w:val="0"/>
                 <w:sz w:val="16"/>
               </w:rPr>
@@ -942,7 +944,7 @@
             <w:r/>
             <w:r>
               <w:rPr>
-                <w:rFonts w:ascii="Arial" w:hAnsi="Arial"/>
+                <w:rFonts w:ascii="Verdana" w:hAnsi="Verdana"/>
                 <w:b w:val="0"/>
                 <w:sz w:val="16"/>
               </w:rPr>
@@ -958,7 +960,7 @@
             <w:r/>
             <w:r>
               <w:rPr>
-                <w:rFonts w:ascii="Arial" w:hAnsi="Arial"/>
+                <w:rFonts w:ascii="Verdana" w:hAnsi="Verdana"/>
                 <w:b w:val="0"/>
                 <w:sz w:val="16"/>
               </w:rPr>
@@ -974,7 +976,7 @@
             <w:r/>
             <w:r>
               <w:rPr>
-                <w:rFonts w:ascii="Arial" w:hAnsi="Arial"/>
+                <w:rFonts w:ascii="Verdana" w:hAnsi="Verdana"/>
                 <w:b w:val="0"/>
                 <w:sz w:val="16"/>
               </w:rPr>
@@ -989,7 +991,7 @@
             <w:r/>
             <w:r>
               <w:rPr>
-                <w:rFonts w:ascii="Arial" w:hAnsi="Arial"/>
+                <w:rFonts w:ascii="Verdana" w:hAnsi="Verdana"/>
                 <w:b w:val="0"/>
                 <w:sz w:val="16"/>
               </w:rPr>
@@ -1004,7 +1006,7 @@
             <w:r/>
             <w:r>
               <w:rPr>
-                <w:rFonts w:ascii="Arial" w:hAnsi="Arial"/>
+                <w:rFonts w:ascii="Verdana" w:hAnsi="Verdana"/>
                 <w:b w:val="0"/>
                 <w:sz w:val="16"/>
               </w:rPr>
@@ -1019,7 +1021,7 @@
             <w:r/>
             <w:r>
               <w:rPr>
-                <w:rFonts w:ascii="Arial" w:hAnsi="Arial"/>
+                <w:rFonts w:ascii="Verdana" w:hAnsi="Verdana"/>
                 <w:b w:val="0"/>
                 <w:sz w:val="16"/>
               </w:rPr>
@@ -1028,6 +1030,9 @@
         </w:tc>
       </w:tr>
       <w:tr>
+        <w:trPr>
+          <w:cantSplit/>
+        </w:trPr>
         <w:tc>
           <w:tcPr>
             <w:tcW w:type="dxa" w:w="1514"/>
@@ -1036,7 +1041,7 @@
             <w:r/>
             <w:r>
               <w:rPr>
-                <w:rFonts w:ascii="Arial" w:hAnsi="Arial"/>
+                <w:rFonts w:ascii="Verdana" w:hAnsi="Verdana"/>
                 <w:b w:val="0"/>
                 <w:sz w:val="16"/>
               </w:rPr>
@@ -1052,7 +1057,7 @@
             <w:r/>
             <w:r>
               <w:rPr>
-                <w:rFonts w:ascii="Arial" w:hAnsi="Arial"/>
+                <w:rFonts w:ascii="Verdana" w:hAnsi="Verdana"/>
                 <w:b w:val="0"/>
                 <w:sz w:val="16"/>
               </w:rPr>
@@ -1068,7 +1073,7 @@
             <w:r/>
             <w:r>
               <w:rPr>
-                <w:rFonts w:ascii="Arial" w:hAnsi="Arial"/>
+                <w:rFonts w:ascii="Verdana" w:hAnsi="Verdana"/>
                 <w:b w:val="0"/>
                 <w:sz w:val="16"/>
               </w:rPr>
@@ -1084,7 +1089,7 @@
             <w:r/>
             <w:r>
               <w:rPr>
-                <w:rFonts w:ascii="Arial" w:hAnsi="Arial"/>
+                <w:rFonts w:ascii="Verdana" w:hAnsi="Verdana"/>
                 <w:b w:val="0"/>
                 <w:sz w:val="16"/>
               </w:rPr>
@@ -1100,7 +1105,7 @@
             <w:r/>
             <w:r>
               <w:rPr>
-                <w:rFonts w:ascii="Arial" w:hAnsi="Arial"/>
+                <w:rFonts w:ascii="Verdana" w:hAnsi="Verdana"/>
                 <w:b w:val="0"/>
                 <w:sz w:val="16"/>
               </w:rPr>
@@ -1116,7 +1121,7 @@
             <w:r/>
             <w:r>
               <w:rPr>
-                <w:rFonts w:ascii="Arial" w:hAnsi="Arial"/>
+                <w:rFonts w:ascii="Verdana" w:hAnsi="Verdana"/>
                 <w:b w:val="0"/>
                 <w:sz w:val="16"/>
               </w:rPr>
@@ -1132,7 +1137,7 @@
             <w:r/>
             <w:r>
               <w:rPr>
-                <w:rFonts w:ascii="Arial" w:hAnsi="Arial"/>
+                <w:rFonts w:ascii="Verdana" w:hAnsi="Verdana"/>
                 <w:b w:val="0"/>
                 <w:sz w:val="16"/>
               </w:rPr>
@@ -1147,7 +1152,7 @@
             <w:r/>
             <w:r>
               <w:rPr>
-                <w:rFonts w:ascii="Arial" w:hAnsi="Arial"/>
+                <w:rFonts w:ascii="Verdana" w:hAnsi="Verdana"/>
                 <w:b w:val="0"/>
                 <w:sz w:val="16"/>
               </w:rPr>
@@ -1162,7 +1167,7 @@
             <w:r/>
             <w:r>
               <w:rPr>
-                <w:rFonts w:ascii="Arial" w:hAnsi="Arial"/>
+                <w:rFonts w:ascii="Verdana" w:hAnsi="Verdana"/>
                 <w:b w:val="0"/>
                 <w:sz w:val="16"/>
               </w:rPr>
@@ -1177,7 +1182,7 @@
             <w:r/>
             <w:r>
               <w:rPr>
-                <w:rFonts w:ascii="Arial" w:hAnsi="Arial"/>
+                <w:rFonts w:ascii="Verdana" w:hAnsi="Verdana"/>
                 <w:b w:val="0"/>
                 <w:sz w:val="16"/>
               </w:rPr>
@@ -1186,6 +1191,9 @@
         </w:tc>
       </w:tr>
       <w:tr>
+        <w:trPr>
+          <w:cantSplit/>
+        </w:trPr>
         <w:tc>
           <w:tcPr>
             <w:tcW w:type="dxa" w:w="1514"/>
@@ -1194,7 +1202,7 @@
             <w:r/>
             <w:r>
               <w:rPr>
-                <w:rFonts w:ascii="Arial" w:hAnsi="Arial"/>
+                <w:rFonts w:ascii="Verdana" w:hAnsi="Verdana"/>
                 <w:b w:val="0"/>
                 <w:sz w:val="16"/>
               </w:rPr>
@@ -1210,7 +1218,7 @@
             <w:r/>
             <w:r>
               <w:rPr>
-                <w:rFonts w:ascii="Arial" w:hAnsi="Arial"/>
+                <w:rFonts w:ascii="Verdana" w:hAnsi="Verdana"/>
                 <w:b w:val="0"/>
                 <w:sz w:val="16"/>
               </w:rPr>
@@ -1226,7 +1234,7 @@
             <w:r/>
             <w:r>
               <w:rPr>
-                <w:rFonts w:ascii="Arial" w:hAnsi="Arial"/>
+                <w:rFonts w:ascii="Verdana" w:hAnsi="Verdana"/>
                 <w:b w:val="0"/>
                 <w:sz w:val="16"/>
               </w:rPr>
@@ -1242,7 +1250,7 @@
             <w:r/>
             <w:r>
               <w:rPr>
-                <w:rFonts w:ascii="Arial" w:hAnsi="Arial"/>
+                <w:rFonts w:ascii="Verdana" w:hAnsi="Verdana"/>
                 <w:b w:val="0"/>
                 <w:sz w:val="16"/>
               </w:rPr>
@@ -1258,7 +1266,7 @@
             <w:r/>
             <w:r>
               <w:rPr>
-                <w:rFonts w:ascii="Arial" w:hAnsi="Arial"/>
+                <w:rFonts w:ascii="Verdana" w:hAnsi="Verdana"/>
                 <w:b w:val="0"/>
                 <w:sz w:val="16"/>
               </w:rPr>
@@ -1274,7 +1282,7 @@
             <w:r/>
             <w:r>
               <w:rPr>
-                <w:rFonts w:ascii="Arial" w:hAnsi="Arial"/>
+                <w:rFonts w:ascii="Verdana" w:hAnsi="Verdana"/>
                 <w:b w:val="0"/>
                 <w:sz w:val="16"/>
               </w:rPr>
@@ -1290,7 +1298,7 @@
             <w:r/>
             <w:r>
               <w:rPr>
-                <w:rFonts w:ascii="Arial" w:hAnsi="Arial"/>
+                <w:rFonts w:ascii="Verdana" w:hAnsi="Verdana"/>
                 <w:b w:val="0"/>
                 <w:sz w:val="16"/>
               </w:rPr>
@@ -1305,7 +1313,7 @@
             <w:r/>
             <w:r>
               <w:rPr>
-                <w:rFonts w:ascii="Arial" w:hAnsi="Arial"/>
+                <w:rFonts w:ascii="Verdana" w:hAnsi="Verdana"/>
                 <w:b w:val="0"/>
                 <w:sz w:val="16"/>
               </w:rPr>
@@ -1320,7 +1328,7 @@
             <w:r/>
             <w:r>
               <w:rPr>
-                <w:rFonts w:ascii="Arial" w:hAnsi="Arial"/>
+                <w:rFonts w:ascii="Verdana" w:hAnsi="Verdana"/>
                 <w:b w:val="0"/>
                 <w:sz w:val="16"/>
               </w:rPr>
@@ -1335,11 +1343,11 @@
             <w:r/>
             <w:r>
               <w:rPr>
-                <w:rFonts w:ascii="Arial" w:hAnsi="Arial"/>
+                <w:rFonts w:ascii="Verdana" w:hAnsi="Verdana"/>
                 <w:b w:val="0"/>
                 <w:sz w:val="16"/>
               </w:rPr>
-              <w:t>Note 59: Новые локальные названия шторма различной интенсивности следует добавлять в соответствии с необходимостью. | Note 113: Могут быть развиты другие применения индикатора наличия данных.</w:t>
+              <w:t>Note 59: Идентификация времени относится к началу одномесячного периода. | Note 113: Могут быть развиты другие применения индикатора наличия данных.</w:t>
             </w:r>
           </w:p>
         </w:tc>

--- a/docx/ru/BUFRCREX_TableB_ru_31.docx
+++ b/docx/ru/BUFRCREX_TableB_ru_31.docx
@@ -239,7 +239,7 @@
                 <w:b w:val="0"/>
                 <w:sz w:val="16"/>
               </w:rPr>
-              <w:t>031000</w:t>
+              <w:t>0 31 000</w:t>
             </w:r>
           </w:p>
         </w:tc>
@@ -400,7 +400,7 @@
                 <w:b w:val="0"/>
                 <w:sz w:val="16"/>
               </w:rPr>
-              <w:t>031001</w:t>
+              <w:t>0 31 001</w:t>
             </w:r>
           </w:p>
         </w:tc>
@@ -561,7 +561,7 @@
                 <w:b w:val="0"/>
                 <w:sz w:val="16"/>
               </w:rPr>
-              <w:t>031002</w:t>
+              <w:t>0 31 002</w:t>
             </w:r>
           </w:p>
         </w:tc>
@@ -722,7 +722,7 @@
                 <w:b w:val="0"/>
                 <w:sz w:val="16"/>
               </w:rPr>
-              <w:t>031011</w:t>
+              <w:t>0 31 011</w:t>
             </w:r>
           </w:p>
         </w:tc>
@@ -884,7 +884,7 @@
                 <w:b w:val="0"/>
                 <w:sz w:val="16"/>
               </w:rPr>
-              <w:t>031012</w:t>
+              <w:t>0 31 012</w:t>
             </w:r>
           </w:p>
         </w:tc>
@@ -1045,7 +1045,7 @@
                 <w:b w:val="0"/>
                 <w:sz w:val="16"/>
               </w:rPr>
-              <w:t>031021</w:t>
+              <w:t>0 31 021</w:t>
             </w:r>
           </w:p>
         </w:tc>
@@ -1206,7 +1206,7 @@
                 <w:b w:val="0"/>
                 <w:sz w:val="16"/>
               </w:rPr>
-              <w:t>031031</w:t>
+              <w:t>0 31 031</w:t>
             </w:r>
           </w:p>
         </w:tc>

--- a/docx/ru/BUFRCREX_TableB_ru_31.docx
+++ b/docx/ru/BUFRCREX_TableB_ru_31.docx
@@ -12,7 +12,367 @@
           <w:b/>
           <w:sz w:val="22"/>
         </w:rPr>
-        <w:t>Класс 31: Описатели операторов описания данных в BUFR</w:t>
+        <w:t>Класс 31: Описатели операторов описания данных</w:t>
+      </w:r>
+    </w:p>
+    <w:p>
+      <w:r>
+        <w:rPr>
+          <w:rFonts w:ascii="Verdana" w:hAnsi="Verdana"/>
+          <w:i/>
+          <w:sz w:val="14"/>
+        </w:rPr>
+        <w:t>Note 23: Значение осадков –0,1 кг·м-2 до масштабирования (–1 после масштабирования или в коде CREX) должно указывать на «следы» осадков (не поддающиеся измерению, менее 0,05 кг·м-2).</w:t>
+      </w:r>
+    </w:p>
+    <w:p>
+      <w:r>
+        <w:rPr>
+          <w:rFonts w:ascii="Verdana" w:hAnsi="Verdana"/>
+          <w:i/>
+          <w:sz w:val="14"/>
+        </w:rPr>
+        <w:t>Note 25: Ранее определенное значение может быть отменено путем передачи «отсутствующего значения» из соответствующей кодовой таблицы или таблицы флагов.</w:t>
+      </w:r>
+    </w:p>
+    <w:p>
+      <w:r>
+        <w:rPr>
+          <w:rFonts w:ascii="Verdana" w:hAnsi="Verdana"/>
+          <w:i/>
+          <w:sz w:val="14"/>
+        </w:rPr>
+        <w:t>Note 27: Все время дается во Всемирном скоординированном времени (ВСВ), если не предусмотрено иного.</w:t>
+      </w:r>
+    </w:p>
+    <w:p>
+      <w:r>
+        <w:rPr>
+          <w:rFonts w:ascii="Verdana" w:hAnsi="Verdana"/>
+          <w:i/>
+          <w:sz w:val="14"/>
+        </w:rPr>
+        <w:t>Note 32: Пеленг или азимут следует использовать только для установленного местоположения и не должен переопределять это местоположение.</w:t>
+      </w:r>
+    </w:p>
+    <w:p>
+      <w:r>
+        <w:rPr>
+          <w:rFonts w:ascii="Verdana" w:hAnsi="Verdana"/>
+          <w:i/>
+          <w:sz w:val="14"/>
+        </w:rPr>
+        <w:t>Note 62: Расстояние следует использовать только для установленного местоположения, а также пеленга, азимута или превышения; оно не должно переопределять это местоположение.</w:t>
+      </w:r>
+    </w:p>
+    <w:p>
+      <w:r>
+        <w:rPr>
+          <w:rFonts w:ascii="Verdana" w:hAnsi="Verdana"/>
+          <w:i/>
+          <w:sz w:val="14"/>
+        </w:rPr>
+        <w:t>Note 63: Приходящей радиации следует присваивать положительные значения.</w:t>
+      </w:r>
+    </w:p>
+    <w:p>
+      <w:r>
+        <w:rPr>
+          <w:rFonts w:ascii="Verdana" w:hAnsi="Verdana"/>
+          <w:i/>
+          <w:sz w:val="14"/>
+        </w:rPr>
+        <w:t>Note 64: Для компонент w, направленных вниз, следует выделять положительные значения с единицами измерения в Па·с-1.</w:t>
+      </w:r>
+    </w:p>
+    <w:p>
+      <w:r>
+        <w:rPr>
+          <w:rFonts w:ascii="Verdana" w:hAnsi="Verdana"/>
+          <w:i/>
+          <w:sz w:val="14"/>
+        </w:rPr>
+        <w:t>Note 66: Увеличение широты с востока на запад следует выражать отрицательным значением.</w:t>
+      </w:r>
+    </w:p>
+    <w:p>
+      <w:r>
+        <w:rPr>
+          <w:rFonts w:ascii="Verdana" w:hAnsi="Verdana"/>
+          <w:i/>
+          <w:sz w:val="14"/>
+        </w:rPr>
+        <w:t>Note 75: Для дескрипторов кода CREX F = B, а не 0.</w:t>
+      </w:r>
+    </w:p>
+    <w:p>
+      <w:r>
+        <w:rPr>
+          <w:rFonts w:ascii="Verdana" w:hAnsi="Verdana"/>
+          <w:i/>
+          <w:sz w:val="14"/>
+        </w:rPr>
+        <w:t>Note 92: Для однозначного различения случаев отсутствия данных и насыщенных пикселей, n-битовые данные об изображении следует кодировать, используя длину данных n+1. Когда такого дескриптора еще нет в классе 30, дескриптор оператора 2 01 YYY следует использовать для изменения длины данных существующей позиции, по мере необходимости.</w:t>
+      </w:r>
+    </w:p>
+    <w:p>
+      <w:r>
+        <w:rPr>
+          <w:rFonts w:ascii="Verdana" w:hAnsi="Verdana"/>
+          <w:i/>
+          <w:sz w:val="14"/>
+        </w:rPr>
+        <w:t>Note 105: Негативные временные периоды или отклонения следует использовать для указания временных периодов или отклонений, предшествующих определенному текущему времени.</w:t>
+      </w:r>
+    </w:p>
+    <w:p>
+      <w:r>
+        <w:rPr>
+          <w:rFonts w:ascii="Verdana" w:hAnsi="Verdana"/>
+          <w:i/>
+          <w:sz w:val="14"/>
+        </w:rPr>
+        <w:t>Note 110: Увеличение широты с севера на юг следует выражать отрицательными значениями.</w:t>
+      </w:r>
+    </w:p>
+    <w:p>
+      <w:r>
+        <w:rPr>
+          <w:rFonts w:ascii="Verdana" w:hAnsi="Verdana"/>
+          <w:i/>
+          <w:sz w:val="14"/>
+        </w:rPr>
+        <w:t>Note 115: Длина данных пикселя может быть изменена с помощью дескриптора 2 01 YYY.</w:t>
+      </w:r>
+    </w:p>
+    <w:p>
+      <w:r>
+        <w:rPr>
+          <w:rFonts w:ascii="Verdana" w:hAnsi="Verdana"/>
+          <w:i/>
+          <w:sz w:val="14"/>
+        </w:rPr>
+        <w:t>Note 121: Некоторые указания ожидаемой точности могут в неявной форме содержаться в ряде элементов данного класса.</w:t>
+      </w:r>
+    </w:p>
+    <w:p>
+      <w:r>
+        <w:rPr>
+          <w:rFonts w:ascii="Verdana" w:hAnsi="Verdana"/>
+          <w:i/>
+          <w:sz w:val="14"/>
+        </w:rPr>
+        <w:t>Note 122: Южную широту следует выражать отрицательными значениями.</w:t>
+      </w:r>
+    </w:p>
+    <w:p>
+      <w:r>
+        <w:rPr>
+          <w:rFonts w:ascii="Verdana" w:hAnsi="Verdana"/>
+          <w:i/>
+          <w:sz w:val="14"/>
+        </w:rPr>
+        <w:t>Note 123: Для компонент v, направленных с юга на север, следует выделять положительные значения.</w:t>
+      </w:r>
+    </w:p>
+    <w:p>
+      <w:r>
+        <w:rPr>
+          <w:rFonts w:ascii="Verdana" w:hAnsi="Verdana"/>
+          <w:i/>
+          <w:sz w:val="14"/>
+        </w:rPr>
+        <w:t>Note 126: Направление приземного ветра, измеренное на станции в пределах 1° от Северного полюса или в пределах 1° от Южного полюса, следует сообщать таким образом, чтобы азимутальный круг был выровнен с нулем прибора, соответствуя 0° по Гринвичскому меридиану.</w:t>
+      </w:r>
+    </w:p>
+    <w:p>
+      <w:r>
+        <w:rPr>
+          <w:rFonts w:ascii="Verdana" w:hAnsi="Verdana"/>
+          <w:i/>
+          <w:sz w:val="14"/>
+        </w:rPr>
+        <w:t>Note 140: Размер элемента изображения на горизонтали — 1 приводится в положении, где масштабный коэффициент карты равен единице.</w:t>
+      </w:r>
+    </w:p>
+    <w:p>
+      <w:r>
+        <w:rPr>
+          <w:rFonts w:ascii="Verdana" w:hAnsi="Verdana"/>
+          <w:i/>
+          <w:sz w:val="14"/>
+        </w:rPr>
+        <w:t>Note 141: Размер элемента изображения на горизонтали — 2 указывается в положении, где масштабный коэффициент карты равен единице.</w:t>
+      </w:r>
+    </w:p>
+    <w:p>
+      <w:r>
+        <w:rPr>
+          <w:rFonts w:ascii="Verdana" w:hAnsi="Verdana"/>
+          <w:i/>
+          <w:sz w:val="14"/>
+        </w:rPr>
+        <w:t>Note 145: Значение временных периодов или отклонений может быть указано с использованием значений времени в коде, соответствующем табличной ссылке 0 08 021.</w:t>
+      </w:r>
+    </w:p>
+    <w:p>
+      <w:r>
+        <w:rPr>
+          <w:rFonts w:ascii="Verdana" w:hAnsi="Verdana"/>
+          <w:i/>
+          <w:sz w:val="14"/>
+        </w:rPr>
+        <w:t>Note 149: При использовании с прогнозируемыми величинами временное местоположение должно указывать время исходного состояния или начала для прогностического периода; при использовании с множеством средних прогностических значений временное местоположение должно указывать исходное состояние или начало первого прогноза, по которому получены множественные средние.</w:t>
+      </w:r>
+    </w:p>
+    <w:p>
+      <w:r>
+        <w:rPr>
+          <w:rFonts w:ascii="Verdana" w:hAnsi="Verdana"/>
+          <w:i/>
+          <w:sz w:val="14"/>
+        </w:rPr>
+        <w:t>Note 155: В данный класс могут также войти элементы, относящиеся к процедурам наблюдений.</w:t>
+      </w:r>
+    </w:p>
+    <w:p>
+      <w:r>
+        <w:rPr>
+          <w:rFonts w:ascii="Verdana" w:hAnsi="Verdana"/>
+          <w:i/>
+          <w:sz w:val="14"/>
+        </w:rPr>
+        <w:t>Note 156: Данный класс должен содержать элементы описания приборов, используемых для получения сообщаемых метеорологических элементов.</w:t>
+      </w:r>
+    </w:p>
+    <w:p>
+      <w:r>
+        <w:rPr>
+          <w:rFonts w:ascii="Verdana" w:hAnsi="Verdana"/>
+          <w:i/>
+          <w:sz w:val="14"/>
+        </w:rPr>
+        <w:t>Note 158: Прежде чем использовать временные периоды или отклонения и временные инкременты, необходимо определить исходное временное местоположение, за которым, по мере необходимости, следует определение значимости времени.</w:t>
+      </w:r>
+    </w:p>
+    <w:p>
+      <w:r>
+        <w:rPr>
+          <w:rFonts w:ascii="Verdana" w:hAnsi="Verdana"/>
+          <w:i/>
+          <w:sz w:val="14"/>
+        </w:rPr>
+        <w:t>Note 160: Уходящей радиации следует присваивать отрицательные значения.</w:t>
+      </w:r>
+    </w:p>
+    <w:p>
+      <w:r>
+        <w:rPr>
+          <w:rFonts w:ascii="Verdana" w:hAnsi="Verdana"/>
+          <w:i/>
+          <w:sz w:val="14"/>
+        </w:rPr>
+        <w:t>Note 161: Для компонент w, направленных вверх, следует выделять положительные значения с единицами измерения в м·с-1.</w:t>
+      </w:r>
+    </w:p>
+    <w:p>
+      <w:r>
+        <w:rPr>
+          <w:rFonts w:ascii="Verdana" w:hAnsi="Verdana"/>
+          <w:i/>
+          <w:sz w:val="14"/>
+        </w:rPr>
+        <w:t>Note 162: Пригодные диапазоны, использованные выше: 1011–1019 Бк для выбросов; 10-2–107 Бк и 10-2–107 мЗв для концентраций и доз.</w:t>
+      </w:r>
+    </w:p>
+    <w:p>
+      <w:r>
+        <w:rPr>
+          <w:rFonts w:ascii="Verdana" w:hAnsi="Verdana"/>
+          <w:i/>
+          <w:sz w:val="14"/>
+        </w:rPr>
+        <w:t>Note 163: Величины широты и приращений широты ограничены диапазоном от –90 до +90 градусов.</w:t>
+      </w:r>
+    </w:p>
+    <w:p>
+      <w:r>
+        <w:rPr>
+          <w:rFonts w:ascii="Verdana" w:hAnsi="Verdana"/>
+          <w:i/>
+          <w:sz w:val="14"/>
+        </w:rPr>
+        <w:t>Note 164: Величины долготы ограничены диапазоном от –180 до +180 градусов.</w:t>
+      </w:r>
+    </w:p>
+    <w:p>
+      <w:r>
+        <w:rPr>
+          <w:rFonts w:ascii="Verdana" w:hAnsi="Verdana"/>
+          <w:i/>
+          <w:sz w:val="14"/>
+        </w:rPr>
+        <w:t>Note 165: Вертикальные элементы и давление следует использовать для определения значений этих элементов независимо от элемента или переменной, означающей вертикальную координату.</w:t>
+      </w:r>
+    </w:p>
+    <w:p>
+      <w:r>
+        <w:rPr>
+          <w:rFonts w:ascii="Verdana" w:hAnsi="Verdana"/>
+          <w:i/>
+          <w:sz w:val="14"/>
+        </w:rPr>
+        <w:t>Note 166: Западная долгота выражается отрицательными величинами.</w:t>
+      </w:r>
+    </w:p>
+    <w:p>
+      <w:r>
+        <w:rPr>
+          <w:rFonts w:ascii="Verdana" w:hAnsi="Verdana"/>
+          <w:i/>
+          <w:sz w:val="14"/>
+        </w:rPr>
+        <w:t>Note 167: Для компонент u, направленных с запада на восток, следует выделять положительные значения.</w:t>
+      </w:r>
+    </w:p>
+    <w:p>
+      <w:r>
+        <w:rPr>
+          <w:rFonts w:ascii="Verdana" w:hAnsi="Verdana"/>
+          <w:i/>
+          <w:sz w:val="14"/>
+        </w:rPr>
+        <w:t>Note 176: Там, где в колонку «НАЗВАНИЕ ЭЛЕМЕНТА» вводится выражение «на указанной высоте и за указанный период», соответствующее вертикальное местоположение должно быть определено с использованием дескрипторов из класса 07 совместно с соответствующим периодом с использованием дескрипторов из класса 04.</w:t>
+      </w:r>
+    </w:p>
+    <w:p>
+      <w:r>
+        <w:rPr>
+          <w:rFonts w:ascii="Verdana" w:hAnsi="Verdana"/>
+          <w:i/>
+          <w:sz w:val="14"/>
+        </w:rPr>
+        <w:t>Note 178: Там, где величины суммируются или усредняются (например, за временной период), общее число значений, из которых получается сумма или среднее значение, может быть представлено с использованием ссылки 0 08 022.</w:t>
+      </w:r>
+    </w:p>
+    <w:p>
+      <w:r>
+        <w:rPr>
+          <w:rFonts w:ascii="Verdana" w:hAnsi="Verdana"/>
+          <w:i/>
+          <w:sz w:val="14"/>
+        </w:rPr>
+        <w:t>Note 179: Стандарты ветровых данных: Скорость Направление; Наблюдение отсутствует Отсутствует Отсутствует; Штиль 0 0; Обычное наблюдение &gt;0 1°–360°; Только скорость &gt;0 Отсутствует; Только направление Отсутствует 1°–360°; «Слабый и переменный» &gt;0 0</w:t>
+      </w:r>
+    </w:p>
+    <w:p>
+      <w:r>
+        <w:rPr>
+          <w:rFonts w:ascii="Verdana" w:hAnsi="Verdana"/>
+          <w:i/>
+          <w:sz w:val="14"/>
+        </w:rPr>
+        <w:t>Note 180: Стандарты сообщения о ветровых волнах и волнении: Наблюдения Скорость Направление; Нет наблюдений Отсутствует Отсутствует; Штиль 0 0; Обычное наблюдение &gt;0 1–360; Только скорость &gt;0 Отсутствует; Только направление Отсутствует 1–360; «Легкий и переменный» &gt;0 0</w:t>
       </w:r>
     </w:p>
     <w:tbl>
@@ -58,6 +418,9 @@
             <w:shd w:val="clear" w:color="auto" w:fill="D9D9D9"/>
           </w:tcPr>
           <w:p>
+            <w:pPr>
+              <w:spacing w:before="20" w:after="20"/>
+            </w:pPr>
             <w:r/>
             <w:r>
               <w:rPr>
@@ -75,6 +438,9 @@
             <w:shd w:val="clear" w:color="auto" w:fill="D9D9D9"/>
           </w:tcPr>
           <w:p>
+            <w:pPr>
+              <w:spacing w:before="20" w:after="20"/>
+            </w:pPr>
             <w:r/>
             <w:r>
               <w:rPr>
@@ -92,6 +458,9 @@
             <w:shd w:val="clear" w:color="auto" w:fill="D9D9D9"/>
           </w:tcPr>
           <w:p>
+            <w:pPr>
+              <w:spacing w:before="20" w:after="20"/>
+            </w:pPr>
             <w:r/>
             <w:r>
               <w:rPr>
@@ -109,6 +478,9 @@
             <w:shd w:val="clear" w:color="auto" w:fill="D9D9D9"/>
           </w:tcPr>
           <w:p>
+            <w:pPr>
+              <w:spacing w:before="20" w:after="20"/>
+            </w:pPr>
             <w:r/>
             <w:r>
               <w:rPr>
@@ -126,6 +498,9 @@
             <w:shd w:val="clear" w:color="auto" w:fill="D9D9D9"/>
           </w:tcPr>
           <w:p>
+            <w:pPr>
+              <w:spacing w:before="20" w:after="20"/>
+            </w:pPr>
             <w:r/>
             <w:r>
               <w:rPr>
@@ -143,6 +518,9 @@
             <w:shd w:val="clear" w:color="auto" w:fill="D9D9D9"/>
           </w:tcPr>
           <w:p>
+            <w:pPr>
+              <w:spacing w:before="20" w:after="20"/>
+            </w:pPr>
             <w:r/>
             <w:r>
               <w:rPr>
@@ -160,6 +538,9 @@
             <w:shd w:val="clear" w:color="auto" w:fill="D9D9D9"/>
           </w:tcPr>
           <w:p>
+            <w:pPr>
+              <w:spacing w:before="20" w:after="20"/>
+            </w:pPr>
             <w:r/>
             <w:r>
               <w:rPr>
@@ -177,6 +558,9 @@
             <w:shd w:val="clear" w:color="auto" w:fill="D9D9D9"/>
           </w:tcPr>
           <w:p>
+            <w:pPr>
+              <w:spacing w:before="20" w:after="20"/>
+            </w:pPr>
             <w:r/>
             <w:r>
               <w:rPr>
@@ -194,6 +578,9 @@
             <w:shd w:val="clear" w:color="auto" w:fill="D9D9D9"/>
           </w:tcPr>
           <w:p>
+            <w:pPr>
+              <w:spacing w:before="20" w:after="20"/>
+            </w:pPr>
             <w:r/>
             <w:r>
               <w:rPr>
@@ -211,6 +598,9 @@
             <w:shd w:val="clear" w:color="auto" w:fill="D9D9D9"/>
           </w:tcPr>
           <w:p>
+            <w:pPr>
+              <w:spacing w:before="20" w:after="20"/>
+            </w:pPr>
             <w:r/>
             <w:r>
               <w:rPr>
@@ -232,6 +622,9 @@
             <w:tcW w:type="dxa" w:w="1514"/>
           </w:tcPr>
           <w:p>
+            <w:pPr>
+              <w:spacing w:before="20" w:after="20"/>
+            </w:pPr>
             <w:r/>
             <w:r>
               <w:rPr>
@@ -248,6 +641,9 @@
             <w:tcW w:type="dxa" w:w="1514"/>
           </w:tcPr>
           <w:p>
+            <w:pPr>
+              <w:spacing w:before="20" w:after="20"/>
+            </w:pPr>
             <w:r/>
             <w:r>
               <w:rPr>
@@ -264,11 +660,13 @@
             <w:tcW w:type="dxa" w:w="1514"/>
           </w:tcPr>
           <w:p>
+            <w:pPr>
+              <w:spacing w:before="20" w:after="20"/>
+            </w:pPr>
             <w:r/>
             <w:r>
               <w:rPr>
                 <w:rFonts w:ascii="Verdana" w:hAnsi="Verdana"/>
-                <w:b w:val="0"/>
                 <w:sz w:val="16"/>
               </w:rPr>
               <w:t>Числовой</w:t>
@@ -280,6 +678,9 @@
             <w:tcW w:type="dxa" w:w="1514"/>
           </w:tcPr>
           <w:p>
+            <w:pPr>
+              <w:spacing w:before="20" w:after="20"/>
+            </w:pPr>
             <w:r/>
             <w:r>
               <w:rPr>
@@ -296,6 +697,9 @@
             <w:tcW w:type="dxa" w:w="1514"/>
           </w:tcPr>
           <w:p>
+            <w:pPr>
+              <w:spacing w:before="20" w:after="20"/>
+            </w:pPr>
             <w:r/>
             <w:r>
               <w:rPr>
@@ -312,6 +716,9 @@
             <w:tcW w:type="dxa" w:w="1514"/>
           </w:tcPr>
           <w:p>
+            <w:pPr>
+              <w:spacing w:before="20" w:after="20"/>
+            </w:pPr>
             <w:r/>
             <w:r>
               <w:rPr>
@@ -328,6 +735,26 @@
             <w:tcW w:type="dxa" w:w="1514"/>
           </w:tcPr>
           <w:p>
+            <w:pPr>
+              <w:spacing w:before="20" w:after="20"/>
+            </w:pPr>
+            <w:r/>
+            <w:r>
+              <w:rPr>
+                <w:rFonts w:ascii="Verdana" w:hAnsi="Verdana"/>
+                <w:sz w:val="16"/>
+              </w:rPr>
+            </w:r>
+          </w:p>
+        </w:tc>
+        <w:tc>
+          <w:tcPr>
+            <w:tcW w:type="dxa" w:w="1514"/>
+          </w:tcPr>
+          <w:p>
+            <w:pPr>
+              <w:spacing w:before="20" w:after="20"/>
+            </w:pPr>
             <w:r/>
             <w:r>
               <w:rPr>
@@ -343,6 +770,9 @@
             <w:tcW w:type="dxa" w:w="1514"/>
           </w:tcPr>
           <w:p>
+            <w:pPr>
+              <w:spacing w:before="20" w:after="20"/>
+            </w:pPr>
             <w:r/>
             <w:r>
               <w:rPr>
@@ -358,21 +788,9 @@
             <w:tcW w:type="dxa" w:w="1514"/>
           </w:tcPr>
           <w:p>
-            <w:r/>
-            <w:r>
-              <w:rPr>
-                <w:rFonts w:ascii="Verdana" w:hAnsi="Verdana"/>
-                <w:b w:val="0"/>
-                <w:sz w:val="16"/>
-              </w:rPr>
-            </w:r>
-          </w:p>
-        </w:tc>
-        <w:tc>
-          <w:tcPr>
-            <w:tcW w:type="dxa" w:w="1514"/>
-          </w:tcPr>
-          <w:p>
+            <w:pPr>
+              <w:spacing w:before="20" w:after="20"/>
+            </w:pPr>
             <w:r/>
             <w:r>
               <w:rPr>
@@ -393,6 +811,9 @@
             <w:tcW w:type="dxa" w:w="1514"/>
           </w:tcPr>
           <w:p>
+            <w:pPr>
+              <w:spacing w:before="20" w:after="20"/>
+            </w:pPr>
             <w:r/>
             <w:r>
               <w:rPr>
@@ -409,6 +830,9 @@
             <w:tcW w:type="dxa" w:w="1514"/>
           </w:tcPr>
           <w:p>
+            <w:pPr>
+              <w:spacing w:before="20" w:after="20"/>
+            </w:pPr>
             <w:r/>
             <w:r>
               <w:rPr>
@@ -425,11 +849,13 @@
             <w:tcW w:type="dxa" w:w="1514"/>
           </w:tcPr>
           <w:p>
+            <w:pPr>
+              <w:spacing w:before="20" w:after="20"/>
+            </w:pPr>
             <w:r/>
             <w:r>
               <w:rPr>
                 <w:rFonts w:ascii="Verdana" w:hAnsi="Verdana"/>
-                <w:b w:val="0"/>
                 <w:sz w:val="16"/>
               </w:rPr>
               <w:t>Числовой</w:t>
@@ -441,6 +867,9 @@
             <w:tcW w:type="dxa" w:w="1514"/>
           </w:tcPr>
           <w:p>
+            <w:pPr>
+              <w:spacing w:before="20" w:after="20"/>
+            </w:pPr>
             <w:r/>
             <w:r>
               <w:rPr>
@@ -457,6 +886,9 @@
             <w:tcW w:type="dxa" w:w="1514"/>
           </w:tcPr>
           <w:p>
+            <w:pPr>
+              <w:spacing w:before="20" w:after="20"/>
+            </w:pPr>
             <w:r/>
             <w:r>
               <w:rPr>
@@ -473,6 +905,9 @@
             <w:tcW w:type="dxa" w:w="1514"/>
           </w:tcPr>
           <w:p>
+            <w:pPr>
+              <w:spacing w:before="20" w:after="20"/>
+            </w:pPr>
             <w:r/>
             <w:r>
               <w:rPr>
@@ -489,6 +924,26 @@
             <w:tcW w:type="dxa" w:w="1514"/>
           </w:tcPr>
           <w:p>
+            <w:pPr>
+              <w:spacing w:before="20" w:after="20"/>
+            </w:pPr>
+            <w:r/>
+            <w:r>
+              <w:rPr>
+                <w:rFonts w:ascii="Verdana" w:hAnsi="Verdana"/>
+                <w:sz w:val="16"/>
+              </w:rPr>
+            </w:r>
+          </w:p>
+        </w:tc>
+        <w:tc>
+          <w:tcPr>
+            <w:tcW w:type="dxa" w:w="1514"/>
+          </w:tcPr>
+          <w:p>
+            <w:pPr>
+              <w:spacing w:before="20" w:after="20"/>
+            </w:pPr>
             <w:r/>
             <w:r>
               <w:rPr>
@@ -504,6 +959,9 @@
             <w:tcW w:type="dxa" w:w="1514"/>
           </w:tcPr>
           <w:p>
+            <w:pPr>
+              <w:spacing w:before="20" w:after="20"/>
+            </w:pPr>
             <w:r/>
             <w:r>
               <w:rPr>
@@ -519,21 +977,9 @@
             <w:tcW w:type="dxa" w:w="1514"/>
           </w:tcPr>
           <w:p>
-            <w:r/>
-            <w:r>
-              <w:rPr>
-                <w:rFonts w:ascii="Verdana" w:hAnsi="Verdana"/>
-                <w:b w:val="0"/>
-                <w:sz w:val="16"/>
-              </w:rPr>
-            </w:r>
-          </w:p>
-        </w:tc>
-        <w:tc>
-          <w:tcPr>
-            <w:tcW w:type="dxa" w:w="1514"/>
-          </w:tcPr>
-          <w:p>
+            <w:pPr>
+              <w:spacing w:before="20" w:after="20"/>
+            </w:pPr>
             <w:r/>
             <w:r>
               <w:rPr>
@@ -554,6 +1000,9 @@
             <w:tcW w:type="dxa" w:w="1514"/>
           </w:tcPr>
           <w:p>
+            <w:pPr>
+              <w:spacing w:before="20" w:after="20"/>
+            </w:pPr>
             <w:r/>
             <w:r>
               <w:rPr>
@@ -570,6 +1019,9 @@
             <w:tcW w:type="dxa" w:w="1514"/>
           </w:tcPr>
           <w:p>
+            <w:pPr>
+              <w:spacing w:before="20" w:after="20"/>
+            </w:pPr>
             <w:r/>
             <w:r>
               <w:rPr>
@@ -586,11 +1038,13 @@
             <w:tcW w:type="dxa" w:w="1514"/>
           </w:tcPr>
           <w:p>
+            <w:pPr>
+              <w:spacing w:before="20" w:after="20"/>
+            </w:pPr>
             <w:r/>
             <w:r>
               <w:rPr>
                 <w:rFonts w:ascii="Verdana" w:hAnsi="Verdana"/>
-                <w:b w:val="0"/>
                 <w:sz w:val="16"/>
               </w:rPr>
               <w:t>Числовой</w:t>
@@ -602,6 +1056,9 @@
             <w:tcW w:type="dxa" w:w="1514"/>
           </w:tcPr>
           <w:p>
+            <w:pPr>
+              <w:spacing w:before="20" w:after="20"/>
+            </w:pPr>
             <w:r/>
             <w:r>
               <w:rPr>
@@ -618,6 +1075,9 @@
             <w:tcW w:type="dxa" w:w="1514"/>
           </w:tcPr>
           <w:p>
+            <w:pPr>
+              <w:spacing w:before="20" w:after="20"/>
+            </w:pPr>
             <w:r/>
             <w:r>
               <w:rPr>
@@ -634,6 +1094,9 @@
             <w:tcW w:type="dxa" w:w="1514"/>
           </w:tcPr>
           <w:p>
+            <w:pPr>
+              <w:spacing w:before="20" w:after="20"/>
+            </w:pPr>
             <w:r/>
             <w:r>
               <w:rPr>
@@ -650,6 +1113,26 @@
             <w:tcW w:type="dxa" w:w="1514"/>
           </w:tcPr>
           <w:p>
+            <w:pPr>
+              <w:spacing w:before="20" w:after="20"/>
+            </w:pPr>
+            <w:r/>
+            <w:r>
+              <w:rPr>
+                <w:rFonts w:ascii="Verdana" w:hAnsi="Verdana"/>
+                <w:sz w:val="16"/>
+              </w:rPr>
+            </w:r>
+          </w:p>
+        </w:tc>
+        <w:tc>
+          <w:tcPr>
+            <w:tcW w:type="dxa" w:w="1514"/>
+          </w:tcPr>
+          <w:p>
+            <w:pPr>
+              <w:spacing w:before="20" w:after="20"/>
+            </w:pPr>
             <w:r/>
             <w:r>
               <w:rPr>
@@ -665,6 +1148,9 @@
             <w:tcW w:type="dxa" w:w="1514"/>
           </w:tcPr>
           <w:p>
+            <w:pPr>
+              <w:spacing w:before="20" w:after="20"/>
+            </w:pPr>
             <w:r/>
             <w:r>
               <w:rPr>
@@ -680,21 +1166,9 @@
             <w:tcW w:type="dxa" w:w="1514"/>
           </w:tcPr>
           <w:p>
-            <w:r/>
-            <w:r>
-              <w:rPr>
-                <w:rFonts w:ascii="Verdana" w:hAnsi="Verdana"/>
-                <w:b w:val="0"/>
-                <w:sz w:val="16"/>
-              </w:rPr>
-            </w:r>
-          </w:p>
-        </w:tc>
-        <w:tc>
-          <w:tcPr>
-            <w:tcW w:type="dxa" w:w="1514"/>
-          </w:tcPr>
-          <w:p>
+            <w:pPr>
+              <w:spacing w:before="20" w:after="20"/>
+            </w:pPr>
             <w:r/>
             <w:r>
               <w:rPr>
@@ -715,6 +1189,9 @@
             <w:tcW w:type="dxa" w:w="1514"/>
           </w:tcPr>
           <w:p>
+            <w:pPr>
+              <w:spacing w:before="20" w:after="20"/>
+            </w:pPr>
             <w:r/>
             <w:r>
               <w:rPr>
@@ -731,6 +1208,9 @@
             <w:tcW w:type="dxa" w:w="1514"/>
           </w:tcPr>
           <w:p>
+            <w:pPr>
+              <w:spacing w:before="20" w:after="20"/>
+            </w:pPr>
             <w:r/>
             <w:r>
               <w:rPr>
@@ -747,11 +1227,13 @@
             <w:tcW w:type="dxa" w:w="1514"/>
           </w:tcPr>
           <w:p>
+            <w:pPr>
+              <w:spacing w:before="20" w:after="20"/>
+            </w:pPr>
             <w:r/>
             <w:r>
               <w:rPr>
                 <w:rFonts w:ascii="Verdana" w:hAnsi="Verdana"/>
-                <w:b w:val="0"/>
                 <w:sz w:val="16"/>
               </w:rPr>
               <w:t>Числовой</w:t>
@@ -763,6 +1245,9 @@
             <w:tcW w:type="dxa" w:w="1514"/>
           </w:tcPr>
           <w:p>
+            <w:pPr>
+              <w:spacing w:before="20" w:after="20"/>
+            </w:pPr>
             <w:r/>
             <w:r>
               <w:rPr>
@@ -779,6 +1264,9 @@
             <w:tcW w:type="dxa" w:w="1514"/>
           </w:tcPr>
           <w:p>
+            <w:pPr>
+              <w:spacing w:before="20" w:after="20"/>
+            </w:pPr>
             <w:r/>
             <w:r>
               <w:rPr>
@@ -795,6 +1283,9 @@
             <w:tcW w:type="dxa" w:w="1514"/>
           </w:tcPr>
           <w:p>
+            <w:pPr>
+              <w:spacing w:before="20" w:after="20"/>
+            </w:pPr>
             <w:r/>
             <w:r>
               <w:rPr>
@@ -811,6 +1302,26 @@
             <w:tcW w:type="dxa" w:w="1514"/>
           </w:tcPr>
           <w:p>
+            <w:pPr>
+              <w:spacing w:before="20" w:after="20"/>
+            </w:pPr>
+            <w:r/>
+            <w:r>
+              <w:rPr>
+                <w:rFonts w:ascii="Verdana" w:hAnsi="Verdana"/>
+                <w:sz w:val="16"/>
+              </w:rPr>
+            </w:r>
+          </w:p>
+        </w:tc>
+        <w:tc>
+          <w:tcPr>
+            <w:tcW w:type="dxa" w:w="1514"/>
+          </w:tcPr>
+          <w:p>
+            <w:pPr>
+              <w:spacing w:before="20" w:after="20"/>
+            </w:pPr>
             <w:r/>
             <w:r>
               <w:rPr>
@@ -826,6 +1337,9 @@
             <w:tcW w:type="dxa" w:w="1514"/>
           </w:tcPr>
           <w:p>
+            <w:pPr>
+              <w:spacing w:before="20" w:after="20"/>
+            </w:pPr>
             <w:r/>
             <w:r>
               <w:rPr>
@@ -841,21 +1355,9 @@
             <w:tcW w:type="dxa" w:w="1514"/>
           </w:tcPr>
           <w:p>
-            <w:r/>
-            <w:r>
-              <w:rPr>
-                <w:rFonts w:ascii="Verdana" w:hAnsi="Verdana"/>
-                <w:b w:val="0"/>
-                <w:sz w:val="16"/>
-              </w:rPr>
-            </w:r>
-          </w:p>
-        </w:tc>
-        <w:tc>
-          <w:tcPr>
-            <w:tcW w:type="dxa" w:w="1514"/>
-          </w:tcPr>
-          <w:p>
+            <w:pPr>
+              <w:spacing w:before="20" w:after="20"/>
+            </w:pPr>
             <w:r/>
             <w:r>
               <w:rPr>
@@ -877,6 +1379,9 @@
             <w:tcW w:type="dxa" w:w="1514"/>
           </w:tcPr>
           <w:p>
+            <w:pPr>
+              <w:spacing w:before="20" w:after="20"/>
+            </w:pPr>
             <w:r/>
             <w:r>
               <w:rPr>
@@ -893,6 +1398,9 @@
             <w:tcW w:type="dxa" w:w="1514"/>
           </w:tcPr>
           <w:p>
+            <w:pPr>
+              <w:spacing w:before="20" w:after="20"/>
+            </w:pPr>
             <w:r/>
             <w:r>
               <w:rPr>
@@ -909,11 +1417,13 @@
             <w:tcW w:type="dxa" w:w="1514"/>
           </w:tcPr>
           <w:p>
+            <w:pPr>
+              <w:spacing w:before="20" w:after="20"/>
+            </w:pPr>
             <w:r/>
             <w:r>
               <w:rPr>
                 <w:rFonts w:ascii="Verdana" w:hAnsi="Verdana"/>
-                <w:b w:val="0"/>
                 <w:sz w:val="16"/>
               </w:rPr>
               <w:t>Числовой</w:t>
@@ -925,6 +1435,9 @@
             <w:tcW w:type="dxa" w:w="1514"/>
           </w:tcPr>
           <w:p>
+            <w:pPr>
+              <w:spacing w:before="20" w:after="20"/>
+            </w:pPr>
             <w:r/>
             <w:r>
               <w:rPr>
@@ -941,6 +1454,9 @@
             <w:tcW w:type="dxa" w:w="1514"/>
           </w:tcPr>
           <w:p>
+            <w:pPr>
+              <w:spacing w:before="20" w:after="20"/>
+            </w:pPr>
             <w:r/>
             <w:r>
               <w:rPr>
@@ -957,6 +1473,9 @@
             <w:tcW w:type="dxa" w:w="1514"/>
           </w:tcPr>
           <w:p>
+            <w:pPr>
+              <w:spacing w:before="20" w:after="20"/>
+            </w:pPr>
             <w:r/>
             <w:r>
               <w:rPr>
@@ -973,6 +1492,26 @@
             <w:tcW w:type="dxa" w:w="1514"/>
           </w:tcPr>
           <w:p>
+            <w:pPr>
+              <w:spacing w:before="20" w:after="20"/>
+            </w:pPr>
+            <w:r/>
+            <w:r>
+              <w:rPr>
+                <w:rFonts w:ascii="Verdana" w:hAnsi="Verdana"/>
+                <w:sz w:val="16"/>
+              </w:rPr>
+            </w:r>
+          </w:p>
+        </w:tc>
+        <w:tc>
+          <w:tcPr>
+            <w:tcW w:type="dxa" w:w="1514"/>
+          </w:tcPr>
+          <w:p>
+            <w:pPr>
+              <w:spacing w:before="20" w:after="20"/>
+            </w:pPr>
             <w:r/>
             <w:r>
               <w:rPr>
@@ -988,6 +1527,9 @@
             <w:tcW w:type="dxa" w:w="1514"/>
           </w:tcPr>
           <w:p>
+            <w:pPr>
+              <w:spacing w:before="20" w:after="20"/>
+            </w:pPr>
             <w:r/>
             <w:r>
               <w:rPr>
@@ -1003,21 +1545,9 @@
             <w:tcW w:type="dxa" w:w="1514"/>
           </w:tcPr>
           <w:p>
-            <w:r/>
-            <w:r>
-              <w:rPr>
-                <w:rFonts w:ascii="Verdana" w:hAnsi="Verdana"/>
-                <w:b w:val="0"/>
-                <w:sz w:val="16"/>
-              </w:rPr>
-            </w:r>
-          </w:p>
-        </w:tc>
-        <w:tc>
-          <w:tcPr>
-            <w:tcW w:type="dxa" w:w="1514"/>
-          </w:tcPr>
-          <w:p>
+            <w:pPr>
+              <w:spacing w:before="20" w:after="20"/>
+            </w:pPr>
             <w:r/>
             <w:r>
               <w:rPr>
@@ -1038,6 +1568,9 @@
             <w:tcW w:type="dxa" w:w="1514"/>
           </w:tcPr>
           <w:p>
+            <w:pPr>
+              <w:spacing w:before="20" w:after="20"/>
+            </w:pPr>
             <w:r/>
             <w:r>
               <w:rPr>
@@ -1054,6 +1587,9 @@
             <w:tcW w:type="dxa" w:w="1514"/>
           </w:tcPr>
           <w:p>
+            <w:pPr>
+              <w:spacing w:before="20" w:after="20"/>
+            </w:pPr>
             <w:r/>
             <w:r>
               <w:rPr>
@@ -1070,11 +1606,13 @@
             <w:tcW w:type="dxa" w:w="1514"/>
           </w:tcPr>
           <w:p>
+            <w:pPr>
+              <w:spacing w:before="20" w:after="20"/>
+            </w:pPr>
             <w:r/>
             <w:r>
               <w:rPr>
                 <w:rFonts w:ascii="Verdana" w:hAnsi="Verdana"/>
-                <w:b w:val="0"/>
                 <w:sz w:val="16"/>
               </w:rPr>
               <w:t>Кодовая таблица</w:t>
@@ -1086,6 +1624,9 @@
             <w:tcW w:type="dxa" w:w="1514"/>
           </w:tcPr>
           <w:p>
+            <w:pPr>
+              <w:spacing w:before="20" w:after="20"/>
+            </w:pPr>
             <w:r/>
             <w:r>
               <w:rPr>
@@ -1102,6 +1643,9 @@
             <w:tcW w:type="dxa" w:w="1514"/>
           </w:tcPr>
           <w:p>
+            <w:pPr>
+              <w:spacing w:before="20" w:after="20"/>
+            </w:pPr>
             <w:r/>
             <w:r>
               <w:rPr>
@@ -1118,6 +1662,9 @@
             <w:tcW w:type="dxa" w:w="1514"/>
           </w:tcPr>
           <w:p>
+            <w:pPr>
+              <w:spacing w:before="20" w:after="20"/>
+            </w:pPr>
             <w:r/>
             <w:r>
               <w:rPr>
@@ -1134,6 +1681,26 @@
             <w:tcW w:type="dxa" w:w="1514"/>
           </w:tcPr>
           <w:p>
+            <w:pPr>
+              <w:spacing w:before="20" w:after="20"/>
+            </w:pPr>
+            <w:r/>
+            <w:r>
+              <w:rPr>
+                <w:rFonts w:ascii="Verdana" w:hAnsi="Verdana"/>
+                <w:sz w:val="16"/>
+              </w:rPr>
+            </w:r>
+          </w:p>
+        </w:tc>
+        <w:tc>
+          <w:tcPr>
+            <w:tcW w:type="dxa" w:w="1514"/>
+          </w:tcPr>
+          <w:p>
+            <w:pPr>
+              <w:spacing w:before="20" w:after="20"/>
+            </w:pPr>
             <w:r/>
             <w:r>
               <w:rPr>
@@ -1149,6 +1716,9 @@
             <w:tcW w:type="dxa" w:w="1514"/>
           </w:tcPr>
           <w:p>
+            <w:pPr>
+              <w:spacing w:before="20" w:after="20"/>
+            </w:pPr>
             <w:r/>
             <w:r>
               <w:rPr>
@@ -1164,21 +1734,9 @@
             <w:tcW w:type="dxa" w:w="1514"/>
           </w:tcPr>
           <w:p>
-            <w:r/>
-            <w:r>
-              <w:rPr>
-                <w:rFonts w:ascii="Verdana" w:hAnsi="Verdana"/>
-                <w:b w:val="0"/>
-                <w:sz w:val="16"/>
-              </w:rPr>
-            </w:r>
-          </w:p>
-        </w:tc>
-        <w:tc>
-          <w:tcPr>
-            <w:tcW w:type="dxa" w:w="1514"/>
-          </w:tcPr>
-          <w:p>
+            <w:pPr>
+              <w:spacing w:before="20" w:after="20"/>
+            </w:pPr>
             <w:r/>
             <w:r>
               <w:rPr>
@@ -1199,6 +1757,9 @@
             <w:tcW w:type="dxa" w:w="1514"/>
           </w:tcPr>
           <w:p>
+            <w:pPr>
+              <w:spacing w:before="20" w:after="20"/>
+            </w:pPr>
             <w:r/>
             <w:r>
               <w:rPr>
@@ -1215,6 +1776,9 @@
             <w:tcW w:type="dxa" w:w="1514"/>
           </w:tcPr>
           <w:p>
+            <w:pPr>
+              <w:spacing w:before="20" w:after="20"/>
+            </w:pPr>
             <w:r/>
             <w:r>
               <w:rPr>
@@ -1231,11 +1795,13 @@
             <w:tcW w:type="dxa" w:w="1514"/>
           </w:tcPr>
           <w:p>
+            <w:pPr>
+              <w:spacing w:before="20" w:after="20"/>
+            </w:pPr>
             <w:r/>
             <w:r>
               <w:rPr>
                 <w:rFonts w:ascii="Verdana" w:hAnsi="Verdana"/>
-                <w:b w:val="0"/>
                 <w:sz w:val="16"/>
               </w:rPr>
               <w:t>Таблица флагов</w:t>
@@ -1247,6 +1813,9 @@
             <w:tcW w:type="dxa" w:w="1514"/>
           </w:tcPr>
           <w:p>
+            <w:pPr>
+              <w:spacing w:before="20" w:after="20"/>
+            </w:pPr>
             <w:r/>
             <w:r>
               <w:rPr>
@@ -1263,6 +1832,9 @@
             <w:tcW w:type="dxa" w:w="1514"/>
           </w:tcPr>
           <w:p>
+            <w:pPr>
+              <w:spacing w:before="20" w:after="20"/>
+            </w:pPr>
             <w:r/>
             <w:r>
               <w:rPr>
@@ -1279,6 +1851,9 @@
             <w:tcW w:type="dxa" w:w="1514"/>
           </w:tcPr>
           <w:p>
+            <w:pPr>
+              <w:spacing w:before="20" w:after="20"/>
+            </w:pPr>
             <w:r/>
             <w:r>
               <w:rPr>
@@ -1295,6 +1870,26 @@
             <w:tcW w:type="dxa" w:w="1514"/>
           </w:tcPr>
           <w:p>
+            <w:pPr>
+              <w:spacing w:before="20" w:after="20"/>
+            </w:pPr>
+            <w:r/>
+            <w:r>
+              <w:rPr>
+                <w:rFonts w:ascii="Verdana" w:hAnsi="Verdana"/>
+                <w:sz w:val="16"/>
+              </w:rPr>
+            </w:r>
+          </w:p>
+        </w:tc>
+        <w:tc>
+          <w:tcPr>
+            <w:tcW w:type="dxa" w:w="1514"/>
+          </w:tcPr>
+          <w:p>
+            <w:pPr>
+              <w:spacing w:before="20" w:after="20"/>
+            </w:pPr>
             <w:r/>
             <w:r>
               <w:rPr>
@@ -1310,6 +1905,9 @@
             <w:tcW w:type="dxa" w:w="1514"/>
           </w:tcPr>
           <w:p>
+            <w:pPr>
+              <w:spacing w:before="20" w:after="20"/>
+            </w:pPr>
             <w:r/>
             <w:r>
               <w:rPr>
@@ -1325,21 +1923,9 @@
             <w:tcW w:type="dxa" w:w="1514"/>
           </w:tcPr>
           <w:p>
-            <w:r/>
-            <w:r>
-              <w:rPr>
-                <w:rFonts w:ascii="Verdana" w:hAnsi="Verdana"/>
-                <w:b w:val="0"/>
-                <w:sz w:val="16"/>
-              </w:rPr>
-            </w:r>
-          </w:p>
-        </w:tc>
-        <w:tc>
-          <w:tcPr>
-            <w:tcW w:type="dxa" w:w="1514"/>
-          </w:tcPr>
-          <w:p>
+            <w:pPr>
+              <w:spacing w:before="20" w:after="20"/>
+            </w:pPr>
             <w:r/>
             <w:r>
               <w:rPr>

--- a/docx/ru/BUFRCREX_TableB_ru_31.docx
+++ b/docx/ru/BUFRCREX_TableB_ru_31.docx
@@ -13,366 +13,6 @@
           <w:sz w:val="22"/>
         </w:rPr>
         <w:t>Класс 31: Описатели операторов описания данных</w:t>
-      </w:r>
-    </w:p>
-    <w:p>
-      <w:r>
-        <w:rPr>
-          <w:rFonts w:ascii="Verdana" w:hAnsi="Verdana"/>
-          <w:i/>
-          <w:sz w:val="14"/>
-        </w:rPr>
-        <w:t>Note 23: Значение осадков –0,1 кг·м-2 до масштабирования (–1 после масштабирования или в коде CREX) должно указывать на «следы» осадков (не поддающиеся измерению, менее 0,05 кг·м-2).</w:t>
-      </w:r>
-    </w:p>
-    <w:p>
-      <w:r>
-        <w:rPr>
-          <w:rFonts w:ascii="Verdana" w:hAnsi="Verdana"/>
-          <w:i/>
-          <w:sz w:val="14"/>
-        </w:rPr>
-        <w:t>Note 25: Ранее определенное значение может быть отменено путем передачи «отсутствующего значения» из соответствующей кодовой таблицы или таблицы флагов.</w:t>
-      </w:r>
-    </w:p>
-    <w:p>
-      <w:r>
-        <w:rPr>
-          <w:rFonts w:ascii="Verdana" w:hAnsi="Verdana"/>
-          <w:i/>
-          <w:sz w:val="14"/>
-        </w:rPr>
-        <w:t>Note 27: Все время дается во Всемирном скоординированном времени (ВСВ), если не предусмотрено иного.</w:t>
-      </w:r>
-    </w:p>
-    <w:p>
-      <w:r>
-        <w:rPr>
-          <w:rFonts w:ascii="Verdana" w:hAnsi="Verdana"/>
-          <w:i/>
-          <w:sz w:val="14"/>
-        </w:rPr>
-        <w:t>Note 32: Пеленг или азимут следует использовать только для установленного местоположения и не должен переопределять это местоположение.</w:t>
-      </w:r>
-    </w:p>
-    <w:p>
-      <w:r>
-        <w:rPr>
-          <w:rFonts w:ascii="Verdana" w:hAnsi="Verdana"/>
-          <w:i/>
-          <w:sz w:val="14"/>
-        </w:rPr>
-        <w:t>Note 62: Расстояние следует использовать только для установленного местоположения, а также пеленга, азимута или превышения; оно не должно переопределять это местоположение.</w:t>
-      </w:r>
-    </w:p>
-    <w:p>
-      <w:r>
-        <w:rPr>
-          <w:rFonts w:ascii="Verdana" w:hAnsi="Verdana"/>
-          <w:i/>
-          <w:sz w:val="14"/>
-        </w:rPr>
-        <w:t>Note 63: Приходящей радиации следует присваивать положительные значения.</w:t>
-      </w:r>
-    </w:p>
-    <w:p>
-      <w:r>
-        <w:rPr>
-          <w:rFonts w:ascii="Verdana" w:hAnsi="Verdana"/>
-          <w:i/>
-          <w:sz w:val="14"/>
-        </w:rPr>
-        <w:t>Note 64: Для компонент w, направленных вниз, следует выделять положительные значения с единицами измерения в Па·с-1.</w:t>
-      </w:r>
-    </w:p>
-    <w:p>
-      <w:r>
-        <w:rPr>
-          <w:rFonts w:ascii="Verdana" w:hAnsi="Verdana"/>
-          <w:i/>
-          <w:sz w:val="14"/>
-        </w:rPr>
-        <w:t>Note 66: Увеличение широты с востока на запад следует выражать отрицательным значением.</w:t>
-      </w:r>
-    </w:p>
-    <w:p>
-      <w:r>
-        <w:rPr>
-          <w:rFonts w:ascii="Verdana" w:hAnsi="Verdana"/>
-          <w:i/>
-          <w:sz w:val="14"/>
-        </w:rPr>
-        <w:t>Note 75: Для дескрипторов кода CREX F = B, а не 0.</w:t>
-      </w:r>
-    </w:p>
-    <w:p>
-      <w:r>
-        <w:rPr>
-          <w:rFonts w:ascii="Verdana" w:hAnsi="Verdana"/>
-          <w:i/>
-          <w:sz w:val="14"/>
-        </w:rPr>
-        <w:t>Note 92: Для однозначного различения случаев отсутствия данных и насыщенных пикселей, n-битовые данные об изображении следует кодировать, используя длину данных n+1. Когда такого дескриптора еще нет в классе 30, дескриптор оператора 2 01 YYY следует использовать для изменения длины данных существующей позиции, по мере необходимости.</w:t>
-      </w:r>
-    </w:p>
-    <w:p>
-      <w:r>
-        <w:rPr>
-          <w:rFonts w:ascii="Verdana" w:hAnsi="Verdana"/>
-          <w:i/>
-          <w:sz w:val="14"/>
-        </w:rPr>
-        <w:t>Note 105: Негативные временные периоды или отклонения следует использовать для указания временных периодов или отклонений, предшествующих определенному текущему времени.</w:t>
-      </w:r>
-    </w:p>
-    <w:p>
-      <w:r>
-        <w:rPr>
-          <w:rFonts w:ascii="Verdana" w:hAnsi="Verdana"/>
-          <w:i/>
-          <w:sz w:val="14"/>
-        </w:rPr>
-        <w:t>Note 110: Увеличение широты с севера на юг следует выражать отрицательными значениями.</w:t>
-      </w:r>
-    </w:p>
-    <w:p>
-      <w:r>
-        <w:rPr>
-          <w:rFonts w:ascii="Verdana" w:hAnsi="Verdana"/>
-          <w:i/>
-          <w:sz w:val="14"/>
-        </w:rPr>
-        <w:t>Note 115: Длина данных пикселя может быть изменена с помощью дескриптора 2 01 YYY.</w:t>
-      </w:r>
-    </w:p>
-    <w:p>
-      <w:r>
-        <w:rPr>
-          <w:rFonts w:ascii="Verdana" w:hAnsi="Verdana"/>
-          <w:i/>
-          <w:sz w:val="14"/>
-        </w:rPr>
-        <w:t>Note 121: Некоторые указания ожидаемой точности могут в неявной форме содержаться в ряде элементов данного класса.</w:t>
-      </w:r>
-    </w:p>
-    <w:p>
-      <w:r>
-        <w:rPr>
-          <w:rFonts w:ascii="Verdana" w:hAnsi="Verdana"/>
-          <w:i/>
-          <w:sz w:val="14"/>
-        </w:rPr>
-        <w:t>Note 122: Южную широту следует выражать отрицательными значениями.</w:t>
-      </w:r>
-    </w:p>
-    <w:p>
-      <w:r>
-        <w:rPr>
-          <w:rFonts w:ascii="Verdana" w:hAnsi="Verdana"/>
-          <w:i/>
-          <w:sz w:val="14"/>
-        </w:rPr>
-        <w:t>Note 123: Для компонент v, направленных с юга на север, следует выделять положительные значения.</w:t>
-      </w:r>
-    </w:p>
-    <w:p>
-      <w:r>
-        <w:rPr>
-          <w:rFonts w:ascii="Verdana" w:hAnsi="Verdana"/>
-          <w:i/>
-          <w:sz w:val="14"/>
-        </w:rPr>
-        <w:t>Note 126: Направление приземного ветра, измеренное на станции в пределах 1° от Северного полюса или в пределах 1° от Южного полюса, следует сообщать таким образом, чтобы азимутальный круг был выровнен с нулем прибора, соответствуя 0° по Гринвичскому меридиану.</w:t>
-      </w:r>
-    </w:p>
-    <w:p>
-      <w:r>
-        <w:rPr>
-          <w:rFonts w:ascii="Verdana" w:hAnsi="Verdana"/>
-          <w:i/>
-          <w:sz w:val="14"/>
-        </w:rPr>
-        <w:t>Note 140: Размер элемента изображения на горизонтали — 1 приводится в положении, где масштабный коэффициент карты равен единице.</w:t>
-      </w:r>
-    </w:p>
-    <w:p>
-      <w:r>
-        <w:rPr>
-          <w:rFonts w:ascii="Verdana" w:hAnsi="Verdana"/>
-          <w:i/>
-          <w:sz w:val="14"/>
-        </w:rPr>
-        <w:t>Note 141: Размер элемента изображения на горизонтали — 2 указывается в положении, где масштабный коэффициент карты равен единице.</w:t>
-      </w:r>
-    </w:p>
-    <w:p>
-      <w:r>
-        <w:rPr>
-          <w:rFonts w:ascii="Verdana" w:hAnsi="Verdana"/>
-          <w:i/>
-          <w:sz w:val="14"/>
-        </w:rPr>
-        <w:t>Note 145: Значение временных периодов или отклонений может быть указано с использованием значений времени в коде, соответствующем табличной ссылке 0 08 021.</w:t>
-      </w:r>
-    </w:p>
-    <w:p>
-      <w:r>
-        <w:rPr>
-          <w:rFonts w:ascii="Verdana" w:hAnsi="Verdana"/>
-          <w:i/>
-          <w:sz w:val="14"/>
-        </w:rPr>
-        <w:t>Note 149: При использовании с прогнозируемыми величинами временное местоположение должно указывать время исходного состояния или начала для прогностического периода; при использовании с множеством средних прогностических значений временное местоположение должно указывать исходное состояние или начало первого прогноза, по которому получены множественные средние.</w:t>
-      </w:r>
-    </w:p>
-    <w:p>
-      <w:r>
-        <w:rPr>
-          <w:rFonts w:ascii="Verdana" w:hAnsi="Verdana"/>
-          <w:i/>
-          <w:sz w:val="14"/>
-        </w:rPr>
-        <w:t>Note 155: В данный класс могут также войти элементы, относящиеся к процедурам наблюдений.</w:t>
-      </w:r>
-    </w:p>
-    <w:p>
-      <w:r>
-        <w:rPr>
-          <w:rFonts w:ascii="Verdana" w:hAnsi="Verdana"/>
-          <w:i/>
-          <w:sz w:val="14"/>
-        </w:rPr>
-        <w:t>Note 156: Данный класс должен содержать элементы описания приборов, используемых для получения сообщаемых метеорологических элементов.</w:t>
-      </w:r>
-    </w:p>
-    <w:p>
-      <w:r>
-        <w:rPr>
-          <w:rFonts w:ascii="Verdana" w:hAnsi="Verdana"/>
-          <w:i/>
-          <w:sz w:val="14"/>
-        </w:rPr>
-        <w:t>Note 158: Прежде чем использовать временные периоды или отклонения и временные инкременты, необходимо определить исходное временное местоположение, за которым, по мере необходимости, следует определение значимости времени.</w:t>
-      </w:r>
-    </w:p>
-    <w:p>
-      <w:r>
-        <w:rPr>
-          <w:rFonts w:ascii="Verdana" w:hAnsi="Verdana"/>
-          <w:i/>
-          <w:sz w:val="14"/>
-        </w:rPr>
-        <w:t>Note 160: Уходящей радиации следует присваивать отрицательные значения.</w:t>
-      </w:r>
-    </w:p>
-    <w:p>
-      <w:r>
-        <w:rPr>
-          <w:rFonts w:ascii="Verdana" w:hAnsi="Verdana"/>
-          <w:i/>
-          <w:sz w:val="14"/>
-        </w:rPr>
-        <w:t>Note 161: Для компонент w, направленных вверх, следует выделять положительные значения с единицами измерения в м·с-1.</w:t>
-      </w:r>
-    </w:p>
-    <w:p>
-      <w:r>
-        <w:rPr>
-          <w:rFonts w:ascii="Verdana" w:hAnsi="Verdana"/>
-          <w:i/>
-          <w:sz w:val="14"/>
-        </w:rPr>
-        <w:t>Note 162: Пригодные диапазоны, использованные выше: 1011–1019 Бк для выбросов; 10-2–107 Бк и 10-2–107 мЗв для концентраций и доз.</w:t>
-      </w:r>
-    </w:p>
-    <w:p>
-      <w:r>
-        <w:rPr>
-          <w:rFonts w:ascii="Verdana" w:hAnsi="Verdana"/>
-          <w:i/>
-          <w:sz w:val="14"/>
-        </w:rPr>
-        <w:t>Note 163: Величины широты и приращений широты ограничены диапазоном от –90 до +90 градусов.</w:t>
-      </w:r>
-    </w:p>
-    <w:p>
-      <w:r>
-        <w:rPr>
-          <w:rFonts w:ascii="Verdana" w:hAnsi="Verdana"/>
-          <w:i/>
-          <w:sz w:val="14"/>
-        </w:rPr>
-        <w:t>Note 164: Величины долготы ограничены диапазоном от –180 до +180 градусов.</w:t>
-      </w:r>
-    </w:p>
-    <w:p>
-      <w:r>
-        <w:rPr>
-          <w:rFonts w:ascii="Verdana" w:hAnsi="Verdana"/>
-          <w:i/>
-          <w:sz w:val="14"/>
-        </w:rPr>
-        <w:t>Note 165: Вертикальные элементы и давление следует использовать для определения значений этих элементов независимо от элемента или переменной, означающей вертикальную координату.</w:t>
-      </w:r>
-    </w:p>
-    <w:p>
-      <w:r>
-        <w:rPr>
-          <w:rFonts w:ascii="Verdana" w:hAnsi="Verdana"/>
-          <w:i/>
-          <w:sz w:val="14"/>
-        </w:rPr>
-        <w:t>Note 166: Западная долгота выражается отрицательными величинами.</w:t>
-      </w:r>
-    </w:p>
-    <w:p>
-      <w:r>
-        <w:rPr>
-          <w:rFonts w:ascii="Verdana" w:hAnsi="Verdana"/>
-          <w:i/>
-          <w:sz w:val="14"/>
-        </w:rPr>
-        <w:t>Note 167: Для компонент u, направленных с запада на восток, следует выделять положительные значения.</w:t>
-      </w:r>
-    </w:p>
-    <w:p>
-      <w:r>
-        <w:rPr>
-          <w:rFonts w:ascii="Verdana" w:hAnsi="Verdana"/>
-          <w:i/>
-          <w:sz w:val="14"/>
-        </w:rPr>
-        <w:t>Note 176: Там, где в колонку «НАЗВАНИЕ ЭЛЕМЕНТА» вводится выражение «на указанной высоте и за указанный период», соответствующее вертикальное местоположение должно быть определено с использованием дескрипторов из класса 07 совместно с соответствующим периодом с использованием дескрипторов из класса 04.</w:t>
-      </w:r>
-    </w:p>
-    <w:p>
-      <w:r>
-        <w:rPr>
-          <w:rFonts w:ascii="Verdana" w:hAnsi="Verdana"/>
-          <w:i/>
-          <w:sz w:val="14"/>
-        </w:rPr>
-        <w:t>Note 178: Там, где величины суммируются или усредняются (например, за временной период), общее число значений, из которых получается сумма или среднее значение, может быть представлено с использованием ссылки 0 08 022.</w:t>
-      </w:r>
-    </w:p>
-    <w:p>
-      <w:r>
-        <w:rPr>
-          <w:rFonts w:ascii="Verdana" w:hAnsi="Verdana"/>
-          <w:i/>
-          <w:sz w:val="14"/>
-        </w:rPr>
-        <w:t>Note 179: Стандарты ветровых данных: Скорость Направление; Наблюдение отсутствует Отсутствует Отсутствует; Штиль 0 0; Обычное наблюдение &gt;0 1°–360°; Только скорость &gt;0 Отсутствует; Только направление Отсутствует 1°–360°; «Слабый и переменный» &gt;0 0</w:t>
-      </w:r>
-    </w:p>
-    <w:p>
-      <w:r>
-        <w:rPr>
-          <w:rFonts w:ascii="Verdana" w:hAnsi="Verdana"/>
-          <w:i/>
-          <w:sz w:val="14"/>
-        </w:rPr>
-        <w:t>Note 180: Стандарты сообщения о ветровых волнах и волнении: Наблюдения Скорость Направление; Нет наблюдений Отсутствует Отсутствует; Штиль 0 0; Обычное наблюдение &gt;0 1–360; Только скорость &gt;0 Отсутствует; Только направление Отсутствует 1–360; «Легкий и переменный» &gt;0 0</w:t>
       </w:r>
     </w:p>
     <w:tbl>
@@ -1939,6 +1579,367 @@
         </w:tc>
       </w:tr>
     </w:tbl>
+    <w:p/>
+    <w:p>
+      <w:r>
+        <w:rPr>
+          <w:rFonts w:ascii="Verdana" w:hAnsi="Verdana"/>
+          <w:i/>
+          <w:sz w:val="14"/>
+        </w:rPr>
+        <w:t>Note 23: Значение осадков –0,1 кг·м-2 до масштабирования (–1 после масштабирования или в коде CREX) должно указывать на «следы» осадков (не поддающиеся измерению, менее 0,05 кг·м-2).</w:t>
+      </w:r>
+    </w:p>
+    <w:p>
+      <w:r>
+        <w:rPr>
+          <w:rFonts w:ascii="Verdana" w:hAnsi="Verdana"/>
+          <w:i/>
+          <w:sz w:val="14"/>
+        </w:rPr>
+        <w:t>Note 25: Ранее определенное значение может быть отменено путем передачи «отсутствующего значения» из соответствующей кодовой таблицы или таблицы флагов.</w:t>
+      </w:r>
+    </w:p>
+    <w:p>
+      <w:r>
+        <w:rPr>
+          <w:rFonts w:ascii="Verdana" w:hAnsi="Verdana"/>
+          <w:i/>
+          <w:sz w:val="14"/>
+        </w:rPr>
+        <w:t>Note 27: Все время дается во Всемирном скоординированном времени (ВСВ), если не предусмотрено иного.</w:t>
+      </w:r>
+    </w:p>
+    <w:p>
+      <w:r>
+        <w:rPr>
+          <w:rFonts w:ascii="Verdana" w:hAnsi="Verdana"/>
+          <w:i/>
+          <w:sz w:val="14"/>
+        </w:rPr>
+        <w:t>Note 32: Пеленг или азимут следует использовать только для установленного местоположения и не должен переопределять это местоположение.</w:t>
+      </w:r>
+    </w:p>
+    <w:p>
+      <w:r>
+        <w:rPr>
+          <w:rFonts w:ascii="Verdana" w:hAnsi="Verdana"/>
+          <w:i/>
+          <w:sz w:val="14"/>
+        </w:rPr>
+        <w:t>Note 62: Расстояние следует использовать только для установленного местоположения, а также пеленга, азимута или превышения; оно не должно переопределять это местоположение.</w:t>
+      </w:r>
+    </w:p>
+    <w:p>
+      <w:r>
+        <w:rPr>
+          <w:rFonts w:ascii="Verdana" w:hAnsi="Verdana"/>
+          <w:i/>
+          <w:sz w:val="14"/>
+        </w:rPr>
+        <w:t>Note 63: Приходящей радиации следует присваивать положительные значения.</w:t>
+      </w:r>
+    </w:p>
+    <w:p>
+      <w:r>
+        <w:rPr>
+          <w:rFonts w:ascii="Verdana" w:hAnsi="Verdana"/>
+          <w:i/>
+          <w:sz w:val="14"/>
+        </w:rPr>
+        <w:t>Note 64: Для компонент w, направленных вниз, следует выделять положительные значения с единицами измерения в Па·с-1.</w:t>
+      </w:r>
+    </w:p>
+    <w:p>
+      <w:r>
+        <w:rPr>
+          <w:rFonts w:ascii="Verdana" w:hAnsi="Verdana"/>
+          <w:i/>
+          <w:sz w:val="14"/>
+        </w:rPr>
+        <w:t>Note 66: Увеличение широты с востока на запад следует выражать отрицательным значением.</w:t>
+      </w:r>
+    </w:p>
+    <w:p>
+      <w:r>
+        <w:rPr>
+          <w:rFonts w:ascii="Verdana" w:hAnsi="Verdana"/>
+          <w:i/>
+          <w:sz w:val="14"/>
+        </w:rPr>
+        <w:t>Note 75: Для дескрипторов кода CREX F = B, а не 0.</w:t>
+      </w:r>
+    </w:p>
+    <w:p>
+      <w:r>
+        <w:rPr>
+          <w:rFonts w:ascii="Verdana" w:hAnsi="Verdana"/>
+          <w:i/>
+          <w:sz w:val="14"/>
+        </w:rPr>
+        <w:t>Note 92: Для однозначного различения случаев отсутствия данных и насыщенных пикселей, n-битовые данные об изображении следует кодировать, используя длину данных n+1. Когда такого дескриптора еще нет в классе 30, дескриптор оператора 2 01 YYY следует использовать для изменения длины данных существующей позиции, по мере необходимости.</w:t>
+      </w:r>
+    </w:p>
+    <w:p>
+      <w:r>
+        <w:rPr>
+          <w:rFonts w:ascii="Verdana" w:hAnsi="Verdana"/>
+          <w:i/>
+          <w:sz w:val="14"/>
+        </w:rPr>
+        <w:t>Note 105: Негативные временные периоды или отклонения следует использовать для указания временных периодов или отклонений, предшествующих определенному текущему времени.</w:t>
+      </w:r>
+    </w:p>
+    <w:p>
+      <w:r>
+        <w:rPr>
+          <w:rFonts w:ascii="Verdana" w:hAnsi="Verdana"/>
+          <w:i/>
+          <w:sz w:val="14"/>
+        </w:rPr>
+        <w:t>Note 110: Увеличение широты с севера на юг следует выражать отрицательными значениями.</w:t>
+      </w:r>
+    </w:p>
+    <w:p>
+      <w:r>
+        <w:rPr>
+          <w:rFonts w:ascii="Verdana" w:hAnsi="Verdana"/>
+          <w:i/>
+          <w:sz w:val="14"/>
+        </w:rPr>
+        <w:t>Note 115: Длина данных пикселя может быть изменена с помощью дескриптора 2 01 YYY.</w:t>
+      </w:r>
+    </w:p>
+    <w:p>
+      <w:r>
+        <w:rPr>
+          <w:rFonts w:ascii="Verdana" w:hAnsi="Verdana"/>
+          <w:i/>
+          <w:sz w:val="14"/>
+        </w:rPr>
+        <w:t>Note 121: Некоторые указания ожидаемой точности могут в неявной форме содержаться в ряде элементов данного класса.</w:t>
+      </w:r>
+    </w:p>
+    <w:p>
+      <w:r>
+        <w:rPr>
+          <w:rFonts w:ascii="Verdana" w:hAnsi="Verdana"/>
+          <w:i/>
+          <w:sz w:val="14"/>
+        </w:rPr>
+        <w:t>Note 122: Южную широту следует выражать отрицательными значениями.</w:t>
+      </w:r>
+    </w:p>
+    <w:p>
+      <w:r>
+        <w:rPr>
+          <w:rFonts w:ascii="Verdana" w:hAnsi="Verdana"/>
+          <w:i/>
+          <w:sz w:val="14"/>
+        </w:rPr>
+        <w:t>Note 123: Для компонент v, направленных с юга на север, следует выделять положительные значения.</w:t>
+      </w:r>
+    </w:p>
+    <w:p>
+      <w:r>
+        <w:rPr>
+          <w:rFonts w:ascii="Verdana" w:hAnsi="Verdana"/>
+          <w:i/>
+          <w:sz w:val="14"/>
+        </w:rPr>
+        <w:t>Note 126: Направление приземного ветра, измеренное на станции в пределах 1° от Северного полюса или в пределах 1° от Южного полюса, следует сообщать таким образом, чтобы азимутальный круг был выровнен с нулем прибора, соответствуя 0° по Гринвичскому меридиану.</w:t>
+      </w:r>
+    </w:p>
+    <w:p>
+      <w:r>
+        <w:rPr>
+          <w:rFonts w:ascii="Verdana" w:hAnsi="Verdana"/>
+          <w:i/>
+          <w:sz w:val="14"/>
+        </w:rPr>
+        <w:t>Note 140: Размер элемента изображения на горизонтали — 1 приводится в положении, где масштабный коэффициент карты равен единице.</w:t>
+      </w:r>
+    </w:p>
+    <w:p>
+      <w:r>
+        <w:rPr>
+          <w:rFonts w:ascii="Verdana" w:hAnsi="Verdana"/>
+          <w:i/>
+          <w:sz w:val="14"/>
+        </w:rPr>
+        <w:t>Note 141: Размер элемента изображения на горизонтали — 2 указывается в положении, где масштабный коэффициент карты равен единице.</w:t>
+      </w:r>
+    </w:p>
+    <w:p>
+      <w:r>
+        <w:rPr>
+          <w:rFonts w:ascii="Verdana" w:hAnsi="Verdana"/>
+          <w:i/>
+          <w:sz w:val="14"/>
+        </w:rPr>
+        <w:t>Note 145: Значение временных периодов или отклонений может быть указано с использованием значений времени в коде, соответствующем табличной ссылке 0 08 021.</w:t>
+      </w:r>
+    </w:p>
+    <w:p>
+      <w:r>
+        <w:rPr>
+          <w:rFonts w:ascii="Verdana" w:hAnsi="Verdana"/>
+          <w:i/>
+          <w:sz w:val="14"/>
+        </w:rPr>
+        <w:t>Note 149: При использовании с прогнозируемыми величинами временное местоположение должно указывать время исходного состояния или начала для прогностического периода; при использовании с множеством средних прогностических значений временное местоположение должно указывать исходное состояние или начало первого прогноза, по которому получены множественные средние.</w:t>
+      </w:r>
+    </w:p>
+    <w:p>
+      <w:r>
+        <w:rPr>
+          <w:rFonts w:ascii="Verdana" w:hAnsi="Verdana"/>
+          <w:i/>
+          <w:sz w:val="14"/>
+        </w:rPr>
+        <w:t>Note 155: В данный класс могут также войти элементы, относящиеся к процедурам наблюдений.</w:t>
+      </w:r>
+    </w:p>
+    <w:p>
+      <w:r>
+        <w:rPr>
+          <w:rFonts w:ascii="Verdana" w:hAnsi="Verdana"/>
+          <w:i/>
+          <w:sz w:val="14"/>
+        </w:rPr>
+        <w:t>Note 156: Данный класс должен содержать элементы описания приборов, используемых для получения сообщаемых метеорологических элементов.</w:t>
+      </w:r>
+    </w:p>
+    <w:p>
+      <w:r>
+        <w:rPr>
+          <w:rFonts w:ascii="Verdana" w:hAnsi="Verdana"/>
+          <w:i/>
+          <w:sz w:val="14"/>
+        </w:rPr>
+        <w:t>Note 158: Прежде чем использовать временные периоды или отклонения и временные инкременты, необходимо определить исходное временное местоположение, за которым, по мере необходимости, следует определение значимости времени.</w:t>
+      </w:r>
+    </w:p>
+    <w:p>
+      <w:r>
+        <w:rPr>
+          <w:rFonts w:ascii="Verdana" w:hAnsi="Verdana"/>
+          <w:i/>
+          <w:sz w:val="14"/>
+        </w:rPr>
+        <w:t>Note 160: Уходящей радиации следует присваивать отрицательные значения.</w:t>
+      </w:r>
+    </w:p>
+    <w:p>
+      <w:r>
+        <w:rPr>
+          <w:rFonts w:ascii="Verdana" w:hAnsi="Verdana"/>
+          <w:i/>
+          <w:sz w:val="14"/>
+        </w:rPr>
+        <w:t>Note 161: Для компонент w, направленных вверх, следует выделять положительные значения с единицами измерения в м·с-1.</w:t>
+      </w:r>
+    </w:p>
+    <w:p>
+      <w:r>
+        <w:rPr>
+          <w:rFonts w:ascii="Verdana" w:hAnsi="Verdana"/>
+          <w:i/>
+          <w:sz w:val="14"/>
+        </w:rPr>
+        <w:t>Note 162: Пригодные диапазоны, использованные выше: 1011–1019 Бк для выбросов; 10-2–107 Бк и 10-2–107 мЗв для концентраций и доз.</w:t>
+      </w:r>
+    </w:p>
+    <w:p>
+      <w:r>
+        <w:rPr>
+          <w:rFonts w:ascii="Verdana" w:hAnsi="Verdana"/>
+          <w:i/>
+          <w:sz w:val="14"/>
+        </w:rPr>
+        <w:t>Note 163: Величины широты и приращений широты ограничены диапазоном от –90 до +90 градусов.</w:t>
+      </w:r>
+    </w:p>
+    <w:p>
+      <w:r>
+        <w:rPr>
+          <w:rFonts w:ascii="Verdana" w:hAnsi="Verdana"/>
+          <w:i/>
+          <w:sz w:val="14"/>
+        </w:rPr>
+        <w:t>Note 164: Величины долготы ограничены диапазоном от –180 до +180 градусов.</w:t>
+      </w:r>
+    </w:p>
+    <w:p>
+      <w:r>
+        <w:rPr>
+          <w:rFonts w:ascii="Verdana" w:hAnsi="Verdana"/>
+          <w:i/>
+          <w:sz w:val="14"/>
+        </w:rPr>
+        <w:t>Note 165: Вертикальные элементы и давление следует использовать для определения значений этих элементов независимо от элемента или переменной, означающей вертикальную координату.</w:t>
+      </w:r>
+    </w:p>
+    <w:p>
+      <w:r>
+        <w:rPr>
+          <w:rFonts w:ascii="Verdana" w:hAnsi="Verdana"/>
+          <w:i/>
+          <w:sz w:val="14"/>
+        </w:rPr>
+        <w:t>Note 166: Западная долгота выражается отрицательными величинами.</w:t>
+      </w:r>
+    </w:p>
+    <w:p>
+      <w:r>
+        <w:rPr>
+          <w:rFonts w:ascii="Verdana" w:hAnsi="Verdana"/>
+          <w:i/>
+          <w:sz w:val="14"/>
+        </w:rPr>
+        <w:t>Note 167: Для компонент u, направленных с запада на восток, следует выделять положительные значения.</w:t>
+      </w:r>
+    </w:p>
+    <w:p>
+      <w:r>
+        <w:rPr>
+          <w:rFonts w:ascii="Verdana" w:hAnsi="Verdana"/>
+          <w:i/>
+          <w:sz w:val="14"/>
+        </w:rPr>
+        <w:t>Note 176: Там, где в колонку «НАЗВАНИЕ ЭЛЕМЕНТА» вводится выражение «на указанной высоте и за указанный период», соответствующее вертикальное местоположение должно быть определено с использованием дескрипторов из класса 07 совместно с соответствующим периодом с использованием дескрипторов из класса 04.</w:t>
+      </w:r>
+    </w:p>
+    <w:p>
+      <w:r>
+        <w:rPr>
+          <w:rFonts w:ascii="Verdana" w:hAnsi="Verdana"/>
+          <w:i/>
+          <w:sz w:val="14"/>
+        </w:rPr>
+        <w:t>Note 178: Там, где величины суммируются или усредняются (например, за временной период), общее число значений, из которых получается сумма или среднее значение, может быть представлено с использованием ссылки 0 08 022.</w:t>
+      </w:r>
+    </w:p>
+    <w:p>
+      <w:r>
+        <w:rPr>
+          <w:rFonts w:ascii="Verdana" w:hAnsi="Verdana"/>
+          <w:i/>
+          <w:sz w:val="14"/>
+        </w:rPr>
+        <w:t>Note 179: Стандарты ветровых данных: Скорость Направление; Наблюдение отсутствует Отсутствует Отсутствует; Штиль 0 0; Обычное наблюдение &gt;0 1°–360°; Только скорость &gt;0 Отсутствует; Только направление Отсутствует 1°–360°; «Слабый и переменный» &gt;0 0</w:t>
+      </w:r>
+    </w:p>
+    <w:p>
+      <w:r>
+        <w:rPr>
+          <w:rFonts w:ascii="Verdana" w:hAnsi="Verdana"/>
+          <w:i/>
+          <w:sz w:val="14"/>
+        </w:rPr>
+        <w:t>Note 180: Стандарты сообщения о ветровых волнах и волнении: Наблюдения Скорость Направление; Нет наблюдений Отсутствует Отсутствует; Штиль 0 0; Обычное наблюдение &gt;0 1–360; Только скорость &gt;0 Отсутствует; Только направление Отсутствует 1–360; «Легкий и переменный» &gt;0 0</w:t>
+      </w:r>
+    </w:p>
     <w:sectPr>
       <w:pgSz w:w="16838" w:h="11906" w:orient="landscape"/>
       <w:pgMar w:top="850" w:right="850" w:bottom="850" w:left="850" w:header="720" w:footer="720" w:gutter="0"/>

--- a/docx/ru/BUFRCREX_TableB_ru_31.docx
+++ b/docx/ru/BUFRCREX_TableB_ru_31.docx
@@ -1579,367 +1579,6 @@
         </w:tc>
       </w:tr>
     </w:tbl>
-    <w:p/>
-    <w:p>
-      <w:r>
-        <w:rPr>
-          <w:rFonts w:ascii="Verdana" w:hAnsi="Verdana"/>
-          <w:i/>
-          <w:sz w:val="14"/>
-        </w:rPr>
-        <w:t>Note 23: Значение осадков –0,1 кг·м-2 до масштабирования (–1 после масштабирования или в коде CREX) должно указывать на «следы» осадков (не поддающиеся измерению, менее 0,05 кг·м-2).</w:t>
-      </w:r>
-    </w:p>
-    <w:p>
-      <w:r>
-        <w:rPr>
-          <w:rFonts w:ascii="Verdana" w:hAnsi="Verdana"/>
-          <w:i/>
-          <w:sz w:val="14"/>
-        </w:rPr>
-        <w:t>Note 25: Ранее определенное значение может быть отменено путем передачи «отсутствующего значения» из соответствующей кодовой таблицы или таблицы флагов.</w:t>
-      </w:r>
-    </w:p>
-    <w:p>
-      <w:r>
-        <w:rPr>
-          <w:rFonts w:ascii="Verdana" w:hAnsi="Verdana"/>
-          <w:i/>
-          <w:sz w:val="14"/>
-        </w:rPr>
-        <w:t>Note 27: Все время дается во Всемирном скоординированном времени (ВСВ), если не предусмотрено иного.</w:t>
-      </w:r>
-    </w:p>
-    <w:p>
-      <w:r>
-        <w:rPr>
-          <w:rFonts w:ascii="Verdana" w:hAnsi="Verdana"/>
-          <w:i/>
-          <w:sz w:val="14"/>
-        </w:rPr>
-        <w:t>Note 32: Пеленг или азимут следует использовать только для установленного местоположения и не должен переопределять это местоположение.</w:t>
-      </w:r>
-    </w:p>
-    <w:p>
-      <w:r>
-        <w:rPr>
-          <w:rFonts w:ascii="Verdana" w:hAnsi="Verdana"/>
-          <w:i/>
-          <w:sz w:val="14"/>
-        </w:rPr>
-        <w:t>Note 62: Расстояние следует использовать только для установленного местоположения, а также пеленга, азимута или превышения; оно не должно переопределять это местоположение.</w:t>
-      </w:r>
-    </w:p>
-    <w:p>
-      <w:r>
-        <w:rPr>
-          <w:rFonts w:ascii="Verdana" w:hAnsi="Verdana"/>
-          <w:i/>
-          <w:sz w:val="14"/>
-        </w:rPr>
-        <w:t>Note 63: Приходящей радиации следует присваивать положительные значения.</w:t>
-      </w:r>
-    </w:p>
-    <w:p>
-      <w:r>
-        <w:rPr>
-          <w:rFonts w:ascii="Verdana" w:hAnsi="Verdana"/>
-          <w:i/>
-          <w:sz w:val="14"/>
-        </w:rPr>
-        <w:t>Note 64: Для компонент w, направленных вниз, следует выделять положительные значения с единицами измерения в Па·с-1.</w:t>
-      </w:r>
-    </w:p>
-    <w:p>
-      <w:r>
-        <w:rPr>
-          <w:rFonts w:ascii="Verdana" w:hAnsi="Verdana"/>
-          <w:i/>
-          <w:sz w:val="14"/>
-        </w:rPr>
-        <w:t>Note 66: Увеличение широты с востока на запад следует выражать отрицательным значением.</w:t>
-      </w:r>
-    </w:p>
-    <w:p>
-      <w:r>
-        <w:rPr>
-          <w:rFonts w:ascii="Verdana" w:hAnsi="Verdana"/>
-          <w:i/>
-          <w:sz w:val="14"/>
-        </w:rPr>
-        <w:t>Note 75: Для дескрипторов кода CREX F = B, а не 0.</w:t>
-      </w:r>
-    </w:p>
-    <w:p>
-      <w:r>
-        <w:rPr>
-          <w:rFonts w:ascii="Verdana" w:hAnsi="Verdana"/>
-          <w:i/>
-          <w:sz w:val="14"/>
-        </w:rPr>
-        <w:t>Note 92: Для однозначного различения случаев отсутствия данных и насыщенных пикселей, n-битовые данные об изображении следует кодировать, используя длину данных n+1. Когда такого дескриптора еще нет в классе 30, дескриптор оператора 2 01 YYY следует использовать для изменения длины данных существующей позиции, по мере необходимости.</w:t>
-      </w:r>
-    </w:p>
-    <w:p>
-      <w:r>
-        <w:rPr>
-          <w:rFonts w:ascii="Verdana" w:hAnsi="Verdana"/>
-          <w:i/>
-          <w:sz w:val="14"/>
-        </w:rPr>
-        <w:t>Note 105: Негативные временные периоды или отклонения следует использовать для указания временных периодов или отклонений, предшествующих определенному текущему времени.</w:t>
-      </w:r>
-    </w:p>
-    <w:p>
-      <w:r>
-        <w:rPr>
-          <w:rFonts w:ascii="Verdana" w:hAnsi="Verdana"/>
-          <w:i/>
-          <w:sz w:val="14"/>
-        </w:rPr>
-        <w:t>Note 110: Увеличение широты с севера на юг следует выражать отрицательными значениями.</w:t>
-      </w:r>
-    </w:p>
-    <w:p>
-      <w:r>
-        <w:rPr>
-          <w:rFonts w:ascii="Verdana" w:hAnsi="Verdana"/>
-          <w:i/>
-          <w:sz w:val="14"/>
-        </w:rPr>
-        <w:t>Note 115: Длина данных пикселя может быть изменена с помощью дескриптора 2 01 YYY.</w:t>
-      </w:r>
-    </w:p>
-    <w:p>
-      <w:r>
-        <w:rPr>
-          <w:rFonts w:ascii="Verdana" w:hAnsi="Verdana"/>
-          <w:i/>
-          <w:sz w:val="14"/>
-        </w:rPr>
-        <w:t>Note 121: Некоторые указания ожидаемой точности могут в неявной форме содержаться в ряде элементов данного класса.</w:t>
-      </w:r>
-    </w:p>
-    <w:p>
-      <w:r>
-        <w:rPr>
-          <w:rFonts w:ascii="Verdana" w:hAnsi="Verdana"/>
-          <w:i/>
-          <w:sz w:val="14"/>
-        </w:rPr>
-        <w:t>Note 122: Южную широту следует выражать отрицательными значениями.</w:t>
-      </w:r>
-    </w:p>
-    <w:p>
-      <w:r>
-        <w:rPr>
-          <w:rFonts w:ascii="Verdana" w:hAnsi="Verdana"/>
-          <w:i/>
-          <w:sz w:val="14"/>
-        </w:rPr>
-        <w:t>Note 123: Для компонент v, направленных с юга на север, следует выделять положительные значения.</w:t>
-      </w:r>
-    </w:p>
-    <w:p>
-      <w:r>
-        <w:rPr>
-          <w:rFonts w:ascii="Verdana" w:hAnsi="Verdana"/>
-          <w:i/>
-          <w:sz w:val="14"/>
-        </w:rPr>
-        <w:t>Note 126: Направление приземного ветра, измеренное на станции в пределах 1° от Северного полюса или в пределах 1° от Южного полюса, следует сообщать таким образом, чтобы азимутальный круг был выровнен с нулем прибора, соответствуя 0° по Гринвичскому меридиану.</w:t>
-      </w:r>
-    </w:p>
-    <w:p>
-      <w:r>
-        <w:rPr>
-          <w:rFonts w:ascii="Verdana" w:hAnsi="Verdana"/>
-          <w:i/>
-          <w:sz w:val="14"/>
-        </w:rPr>
-        <w:t>Note 140: Размер элемента изображения на горизонтали — 1 приводится в положении, где масштабный коэффициент карты равен единице.</w:t>
-      </w:r>
-    </w:p>
-    <w:p>
-      <w:r>
-        <w:rPr>
-          <w:rFonts w:ascii="Verdana" w:hAnsi="Verdana"/>
-          <w:i/>
-          <w:sz w:val="14"/>
-        </w:rPr>
-        <w:t>Note 141: Размер элемента изображения на горизонтали — 2 указывается в положении, где масштабный коэффициент карты равен единице.</w:t>
-      </w:r>
-    </w:p>
-    <w:p>
-      <w:r>
-        <w:rPr>
-          <w:rFonts w:ascii="Verdana" w:hAnsi="Verdana"/>
-          <w:i/>
-          <w:sz w:val="14"/>
-        </w:rPr>
-        <w:t>Note 145: Значение временных периодов или отклонений может быть указано с использованием значений времени в коде, соответствующем табличной ссылке 0 08 021.</w:t>
-      </w:r>
-    </w:p>
-    <w:p>
-      <w:r>
-        <w:rPr>
-          <w:rFonts w:ascii="Verdana" w:hAnsi="Verdana"/>
-          <w:i/>
-          <w:sz w:val="14"/>
-        </w:rPr>
-        <w:t>Note 149: При использовании с прогнозируемыми величинами временное местоположение должно указывать время исходного состояния или начала для прогностического периода; при использовании с множеством средних прогностических значений временное местоположение должно указывать исходное состояние или начало первого прогноза, по которому получены множественные средние.</w:t>
-      </w:r>
-    </w:p>
-    <w:p>
-      <w:r>
-        <w:rPr>
-          <w:rFonts w:ascii="Verdana" w:hAnsi="Verdana"/>
-          <w:i/>
-          <w:sz w:val="14"/>
-        </w:rPr>
-        <w:t>Note 155: В данный класс могут также войти элементы, относящиеся к процедурам наблюдений.</w:t>
-      </w:r>
-    </w:p>
-    <w:p>
-      <w:r>
-        <w:rPr>
-          <w:rFonts w:ascii="Verdana" w:hAnsi="Verdana"/>
-          <w:i/>
-          <w:sz w:val="14"/>
-        </w:rPr>
-        <w:t>Note 156: Данный класс должен содержать элементы описания приборов, используемых для получения сообщаемых метеорологических элементов.</w:t>
-      </w:r>
-    </w:p>
-    <w:p>
-      <w:r>
-        <w:rPr>
-          <w:rFonts w:ascii="Verdana" w:hAnsi="Verdana"/>
-          <w:i/>
-          <w:sz w:val="14"/>
-        </w:rPr>
-        <w:t>Note 158: Прежде чем использовать временные периоды или отклонения и временные инкременты, необходимо определить исходное временное местоположение, за которым, по мере необходимости, следует определение значимости времени.</w:t>
-      </w:r>
-    </w:p>
-    <w:p>
-      <w:r>
-        <w:rPr>
-          <w:rFonts w:ascii="Verdana" w:hAnsi="Verdana"/>
-          <w:i/>
-          <w:sz w:val="14"/>
-        </w:rPr>
-        <w:t>Note 160: Уходящей радиации следует присваивать отрицательные значения.</w:t>
-      </w:r>
-    </w:p>
-    <w:p>
-      <w:r>
-        <w:rPr>
-          <w:rFonts w:ascii="Verdana" w:hAnsi="Verdana"/>
-          <w:i/>
-          <w:sz w:val="14"/>
-        </w:rPr>
-        <w:t>Note 161: Для компонент w, направленных вверх, следует выделять положительные значения с единицами измерения в м·с-1.</w:t>
-      </w:r>
-    </w:p>
-    <w:p>
-      <w:r>
-        <w:rPr>
-          <w:rFonts w:ascii="Verdana" w:hAnsi="Verdana"/>
-          <w:i/>
-          <w:sz w:val="14"/>
-        </w:rPr>
-        <w:t>Note 162: Пригодные диапазоны, использованные выше: 1011–1019 Бк для выбросов; 10-2–107 Бк и 10-2–107 мЗв для концентраций и доз.</w:t>
-      </w:r>
-    </w:p>
-    <w:p>
-      <w:r>
-        <w:rPr>
-          <w:rFonts w:ascii="Verdana" w:hAnsi="Verdana"/>
-          <w:i/>
-          <w:sz w:val="14"/>
-        </w:rPr>
-        <w:t>Note 163: Величины широты и приращений широты ограничены диапазоном от –90 до +90 градусов.</w:t>
-      </w:r>
-    </w:p>
-    <w:p>
-      <w:r>
-        <w:rPr>
-          <w:rFonts w:ascii="Verdana" w:hAnsi="Verdana"/>
-          <w:i/>
-          <w:sz w:val="14"/>
-        </w:rPr>
-        <w:t>Note 164: Величины долготы ограничены диапазоном от –180 до +180 градусов.</w:t>
-      </w:r>
-    </w:p>
-    <w:p>
-      <w:r>
-        <w:rPr>
-          <w:rFonts w:ascii="Verdana" w:hAnsi="Verdana"/>
-          <w:i/>
-          <w:sz w:val="14"/>
-        </w:rPr>
-        <w:t>Note 165: Вертикальные элементы и давление следует использовать для определения значений этих элементов независимо от элемента или переменной, означающей вертикальную координату.</w:t>
-      </w:r>
-    </w:p>
-    <w:p>
-      <w:r>
-        <w:rPr>
-          <w:rFonts w:ascii="Verdana" w:hAnsi="Verdana"/>
-          <w:i/>
-          <w:sz w:val="14"/>
-        </w:rPr>
-        <w:t>Note 166: Западная долгота выражается отрицательными величинами.</w:t>
-      </w:r>
-    </w:p>
-    <w:p>
-      <w:r>
-        <w:rPr>
-          <w:rFonts w:ascii="Verdana" w:hAnsi="Verdana"/>
-          <w:i/>
-          <w:sz w:val="14"/>
-        </w:rPr>
-        <w:t>Note 167: Для компонент u, направленных с запада на восток, следует выделять положительные значения.</w:t>
-      </w:r>
-    </w:p>
-    <w:p>
-      <w:r>
-        <w:rPr>
-          <w:rFonts w:ascii="Verdana" w:hAnsi="Verdana"/>
-          <w:i/>
-          <w:sz w:val="14"/>
-        </w:rPr>
-        <w:t>Note 176: Там, где в колонку «НАЗВАНИЕ ЭЛЕМЕНТА» вводится выражение «на указанной высоте и за указанный период», соответствующее вертикальное местоположение должно быть определено с использованием дескрипторов из класса 07 совместно с соответствующим периодом с использованием дескрипторов из класса 04.</w:t>
-      </w:r>
-    </w:p>
-    <w:p>
-      <w:r>
-        <w:rPr>
-          <w:rFonts w:ascii="Verdana" w:hAnsi="Verdana"/>
-          <w:i/>
-          <w:sz w:val="14"/>
-        </w:rPr>
-        <w:t>Note 178: Там, где величины суммируются или усредняются (например, за временной период), общее число значений, из которых получается сумма или среднее значение, может быть представлено с использованием ссылки 0 08 022.</w:t>
-      </w:r>
-    </w:p>
-    <w:p>
-      <w:r>
-        <w:rPr>
-          <w:rFonts w:ascii="Verdana" w:hAnsi="Verdana"/>
-          <w:i/>
-          <w:sz w:val="14"/>
-        </w:rPr>
-        <w:t>Note 179: Стандарты ветровых данных: Скорость Направление; Наблюдение отсутствует Отсутствует Отсутствует; Штиль 0 0; Обычное наблюдение &gt;0 1°–360°; Только скорость &gt;0 Отсутствует; Только направление Отсутствует 1°–360°; «Слабый и переменный» &gt;0 0</w:t>
-      </w:r>
-    </w:p>
-    <w:p>
-      <w:r>
-        <w:rPr>
-          <w:rFonts w:ascii="Verdana" w:hAnsi="Verdana"/>
-          <w:i/>
-          <w:sz w:val="14"/>
-        </w:rPr>
-        <w:t>Note 180: Стандарты сообщения о ветровых волнах и волнении: Наблюдения Скорость Направление; Нет наблюдений Отсутствует Отсутствует; Штиль 0 0; Обычное наблюдение &gt;0 1–360; Только скорость &gt;0 Отсутствует; Только направление Отсутствует 1–360; «Легкий и переменный» &gt;0 0</w:t>
-      </w:r>
-    </w:p>
     <w:sectPr>
       <w:pgSz w:w="16838" w:h="11906" w:orient="landscape"/>
       <w:pgMar w:top="850" w:right="850" w:bottom="850" w:left="850" w:header="720" w:footer="720" w:gutter="0"/>
